--- a/Лабораторные работы/2/64/2.docx
+++ b/Лабораторные работы/2/64/2.docx
@@ -2,6 +2,7 @@
 <file path=word/document.xml><?xml version="1.0" encoding="utf-8"?>
 <w:document xmlns:wpc="http://schemas.microsoft.com/office/word/2010/wordprocessingCanvas" xmlns:cx="http://schemas.microsoft.com/office/drawing/2014/chartex" xmlns:cx1="http://schemas.microsoft.com/office/drawing/2015/9/8/chartex" xmlns:cx2="http://schemas.microsoft.com/office/drawing/2015/10/21/chartex" xmlns:cx3="http://schemas.microsoft.com/office/drawing/2016/5/9/chartex" xmlns:cx4="http://schemas.microsoft.com/office/drawing/2016/5/10/chartex" xmlns:cx5="http://schemas.microsoft.com/office/drawing/2016/5/11/chartex" xmlns:cx6="http://schemas.microsoft.com/office/drawing/2016/5/12/chartex" xmlns:cx7="http://schemas.microsoft.com/office/drawing/2016/5/13/chartex" xmlns:cx8="http://schemas.microsoft.com/office/drawing/2016/5/14/chartex" xmlns:mc="http://schemas.openxmlformats.org/markup-compatibility/2006" xmlns:aink="http://schemas.microsoft.com/office/drawing/2016/ink" xmlns:am3d="http://schemas.microsoft.com/office/drawing/2017/model3d" xmlns:o="urn:schemas-microsoft-com:office:office" xmlns:r="http://schemas.openxmlformats.org/officeDocument/2006/relationships" xmlns:m="http://schemas.openxmlformats.org/officeDocument/2006/math" xmlns:v="urn:schemas-microsoft-com:vml" xmlns:wp14="http://schemas.microsoft.com/office/word/2010/wordprocessingDrawing" xmlns:wp="http://schemas.openxmlformats.org/drawingml/2006/wordprocessingDrawing" xmlns:w10="urn:schemas-microsoft-com:office:word" xmlns:w="http://schemas.openxmlformats.org/wordprocessingml/2006/main" xmlns:w14="http://schemas.microsoft.com/office/word/2010/wordml" xmlns:w15="http://schemas.microsoft.com/office/word/2012/wordml" xmlns:w16cex="http://schemas.microsoft.com/office/word/2018/wordml/cex" xmlns:w16cid="http://schemas.microsoft.com/office/word/2016/wordml/cid" xmlns:w16="http://schemas.microsoft.com/office/word/2018/wordml" xmlns:w16sdtdh="http://schemas.microsoft.com/office/word/2020/wordml/sdtdatahash" xmlns:w16se="http://schemas.microsoft.com/office/word/2015/wordml/symex" xmlns:wpg="http://schemas.microsoft.com/office/word/2010/wordprocessingGroup" xmlns:wpi="http://schemas.microsoft.com/office/word/2010/wordprocessingInk" xmlns:wne="http://schemas.microsoft.com/office/word/2006/wordml" xmlns:wps="http://schemas.microsoft.com/office/word/2010/wordprocessingShape" mc:Ignorable="w14 w15 w16se w16cid w16 w16cex w16sdtdh wp14">
   <w:body>
+    <w:bookmarkStart w:id="0" w:name="_Hlk221568999"/>
     <w:p>
       <w:pPr>
         <w:jc w:val="center"/>
@@ -10,14 +11,13 @@
           <w:szCs w:val="28"/>
         </w:rPr>
       </w:pPr>
-      <w:bookmarkStart w:id="0" w:name="_Hlk221568999"/>
       <w:r>
         <w:rPr>
           <w:rStyle w:val="a4"/>
           <w:sz w:val="36"/>
           <w:szCs w:val="36"/>
         </w:rPr>
-        <w:t>Выполнение м</w:t>
+        <w:fldChar w:fldCharType="begin"/>
       </w:r>
       <w:r>
         <w:rPr>
@@ -25,7 +25,13 @@
           <w:sz w:val="36"/>
           <w:szCs w:val="36"/>
         </w:rPr>
-        <w:t>атричны</w:t>
+        <w:instrText xml:space="preserve"> MACROBUTTON MTEditEquationSection2 </w:instrText>
+      </w:r>
+      <w:r>
+        <w:rPr>
+          <w:rStyle w:val="MTEquationSection"/>
+        </w:rPr>
+        <w:instrText>Equation Chapter 1 Section 1</w:instrText>
       </w:r>
       <w:r>
         <w:rPr>
@@ -33,7 +39,7 @@
           <w:sz w:val="36"/>
           <w:szCs w:val="36"/>
         </w:rPr>
-        <w:t>х</w:t>
+        <w:fldChar w:fldCharType="begin"/>
       </w:r>
       <w:r>
         <w:rPr>
@@ -41,7 +47,7 @@
           <w:sz w:val="36"/>
           <w:szCs w:val="36"/>
         </w:rPr>
-        <w:t xml:space="preserve"> операци</w:t>
+        <w:instrText xml:space="preserve"> SEQ MTEqn \r \h \* MERGEFORMAT </w:instrText>
       </w:r>
       <w:r>
         <w:rPr>
@@ -49,9 +55,104 @@
           <w:sz w:val="36"/>
           <w:szCs w:val="36"/>
         </w:rPr>
+        <w:fldChar w:fldCharType="end"/>
+      </w:r>
+      <w:r>
+        <w:rPr>
+          <w:rStyle w:val="a4"/>
+          <w:sz w:val="36"/>
+          <w:szCs w:val="36"/>
+        </w:rPr>
+        <w:fldChar w:fldCharType="begin"/>
+      </w:r>
+      <w:r>
+        <w:rPr>
+          <w:rStyle w:val="a4"/>
+          <w:sz w:val="36"/>
+          <w:szCs w:val="36"/>
+        </w:rPr>
+        <w:instrText xml:space="preserve"> SEQ MTSec \r 1 \h \* MERGEFORMAT </w:instrText>
+      </w:r>
+      <w:r>
+        <w:rPr>
+          <w:rStyle w:val="a4"/>
+          <w:sz w:val="36"/>
+          <w:szCs w:val="36"/>
+        </w:rPr>
+        <w:fldChar w:fldCharType="end"/>
+      </w:r>
+      <w:r>
+        <w:rPr>
+          <w:rStyle w:val="a4"/>
+          <w:sz w:val="36"/>
+          <w:szCs w:val="36"/>
+        </w:rPr>
+        <w:fldChar w:fldCharType="begin"/>
+      </w:r>
+      <w:r>
+        <w:rPr>
+          <w:rStyle w:val="a4"/>
+          <w:sz w:val="36"/>
+          <w:szCs w:val="36"/>
+        </w:rPr>
+        <w:instrText xml:space="preserve"> SEQ MTChap \r 1 \h \* MERGEFORMAT </w:instrText>
+      </w:r>
+      <w:r>
+        <w:rPr>
+          <w:rStyle w:val="a4"/>
+          <w:sz w:val="36"/>
+          <w:szCs w:val="36"/>
+        </w:rPr>
+        <w:fldChar w:fldCharType="end"/>
+      </w:r>
+      <w:r>
+        <w:rPr>
+          <w:rStyle w:val="a4"/>
+          <w:sz w:val="36"/>
+          <w:szCs w:val="36"/>
+        </w:rPr>
+        <w:fldChar w:fldCharType="end"/>
+      </w:r>
+      <w:r>
+        <w:rPr>
+          <w:rStyle w:val="a4"/>
+          <w:sz w:val="36"/>
+          <w:szCs w:val="36"/>
+        </w:rPr>
+        <w:t>Выполнение м</w:t>
+      </w:r>
+      <w:r>
+        <w:rPr>
+          <w:rStyle w:val="a4"/>
+          <w:sz w:val="36"/>
+          <w:szCs w:val="36"/>
+        </w:rPr>
+        <w:t>атричны</w:t>
+      </w:r>
+      <w:r>
+        <w:rPr>
+          <w:rStyle w:val="a4"/>
+          <w:sz w:val="36"/>
+          <w:szCs w:val="36"/>
+        </w:rPr>
+        <w:t>х</w:t>
+      </w:r>
+      <w:r>
+        <w:rPr>
+          <w:rStyle w:val="a4"/>
+          <w:sz w:val="36"/>
+          <w:szCs w:val="36"/>
+        </w:rPr>
+        <w:t xml:space="preserve"> операци</w:t>
+      </w:r>
+      <w:r>
+        <w:rPr>
+          <w:rStyle w:val="a4"/>
+          <w:sz w:val="36"/>
+          <w:szCs w:val="36"/>
+        </w:rPr>
         <w:t xml:space="preserve">й с помощью </w:t>
       </w:r>
-      <w:proofErr w:type="spellStart"/>
       <w:r>
         <w:rPr>
           <w:rStyle w:val="a4"/>
@@ -62,7 +163,6 @@
         <w:t>WebGPU</w:t>
       </w:r>
       <w:bookmarkEnd w:id="0"/>
-      <w:proofErr w:type="spellEnd"/>
     </w:p>
     <w:sdt>
       <w:sdtPr>
@@ -340,54 +440,14 @@
         <w:jc w:val="both"/>
       </w:pPr>
       <w:r>
-        <w:t>Начнем рассмотрение с наиболее</w:t>
-      </w:r>
-      <w:r>
-        <w:t xml:space="preserve"> распространенны</w:t>
-      </w:r>
-      <w:r>
-        <w:t>х</w:t>
-      </w:r>
-      <w:r>
-        <w:t xml:space="preserve"> матричны</w:t>
-      </w:r>
-      <w:r>
-        <w:t>х</w:t>
-      </w:r>
-      <w:r>
-        <w:t xml:space="preserve"> операци</w:t>
-      </w:r>
-      <w:r>
-        <w:t>й</w:t>
-      </w:r>
-      <w:r>
-        <w:t>: транспонировани</w:t>
-      </w:r>
-      <w:r>
-        <w:t>е</w:t>
-      </w:r>
-      <w:r>
-        <w:t xml:space="preserve"> матрицы и </w:t>
-      </w:r>
-      <w:r>
-        <w:t>перемножение</w:t>
-      </w:r>
-      <w:r>
-        <w:t xml:space="preserve"> матриц. </w:t>
-      </w:r>
-    </w:p>
-    <w:p>
-      <w:pPr>
-        <w:pStyle w:val="1"/>
-      </w:pPr>
-      <w:bookmarkStart w:id="2" w:name="_Toc224042285"/>
-      <w:r>
-        <w:t>Т</w:t>
-      </w:r>
-      <w:r>
-        <w:t>ранспонирование матриц</w:t>
-      </w:r>
-      <w:bookmarkEnd w:id="2"/>
+        <w:t xml:space="preserve">Матричные операции требуют большого объема вычислений и манипулирования данными. По этой причине эти операции </w:t>
+      </w:r>
+      <w:r>
+        <w:t>хорошо</w:t>
+      </w:r>
+      <w:r>
+        <w:t xml:space="preserve"> подходят для реализации с помощью WebGPU.</w:t>
+      </w:r>
     </w:p>
     <w:p>
       <w:pPr>
@@ -395,14 +455,54 @@
         <w:jc w:val="both"/>
       </w:pPr>
       <w:r>
-        <w:t xml:space="preserve">Транспонирование матрицы — одна из простейших операций в линейной алгебре. </w:t>
-      </w:r>
-      <w:r>
-        <w:t>Рассмотрим</w:t>
-      </w:r>
-      <w:r>
-        <w:t xml:space="preserve"> как можно транспонировать большие матрицы с помощью вычислительного шейдера.</w:t>
-      </w:r>
+        <w:t>Начнем рассмотрение с наиболее</w:t>
+      </w:r>
+      <w:r>
+        <w:t xml:space="preserve"> распространенны</w:t>
+      </w:r>
+      <w:r>
+        <w:t>х</w:t>
+      </w:r>
+      <w:r>
+        <w:t xml:space="preserve"> матричны</w:t>
+      </w:r>
+      <w:r>
+        <w:t>х</w:t>
+      </w:r>
+      <w:r>
+        <w:t xml:space="preserve"> операци</w:t>
+      </w:r>
+      <w:r>
+        <w:t>й</w:t>
+      </w:r>
+      <w:r>
+        <w:t>: транспонировани</w:t>
+      </w:r>
+      <w:r>
+        <w:t>е</w:t>
+      </w:r>
+      <w:r>
+        <w:t xml:space="preserve"> матрицы и </w:t>
+      </w:r>
+      <w:r>
+        <w:t>перемножение</w:t>
+      </w:r>
+      <w:r>
+        <w:t xml:space="preserve"> матриц.</w:t>
+      </w:r>
+    </w:p>
+    <w:p>
+      <w:pPr>
+        <w:pStyle w:val="1"/>
+      </w:pPr>
+      <w:bookmarkStart w:id="2" w:name="_Toc224042285"/>
+      <w:r>
+        <w:t>Т</w:t>
+      </w:r>
+      <w:r>
+        <w:t>ранспонирование матриц</w:t>
+      </w:r>
+      <w:bookmarkEnd w:id="2"/>
     </w:p>
     <w:p>
       <w:pPr>
@@ -410,27 +510,13 @@
         <w:jc w:val="both"/>
       </w:pPr>
       <w:r>
-        <w:t>Пр</w:t>
-      </w:r>
-      <w:r>
-        <w:t>ограмма</w:t>
-      </w:r>
-      <w:r>
-        <w:t xml:space="preserve"> </w:t>
-      </w:r>
-      <w:proofErr w:type="spellStart"/>
-      <w:r>
-        <w:t>Transpose</w:t>
-      </w:r>
-      <w:proofErr w:type="spellEnd"/>
-      <w:r>
-        <w:t xml:space="preserve"> демонстрирует, как можно выполнить транспонирование. Он</w:t>
-      </w:r>
-      <w:r>
-        <w:t>а</w:t>
-      </w:r>
-      <w:r>
-        <w:t xml:space="preserve"> разбивает матрицу на блоки 4х4, а затем каждому вызову назначается блок на диагонали или выше.</w:t>
+        <w:t xml:space="preserve">Транспонирование матрицы — одна из простейших операций в линейной алгебре. </w:t>
+      </w:r>
+      <w:r>
+        <w:t>Рассмотрим,</w:t>
+      </w:r>
+      <w:r>
+        <w:t xml:space="preserve"> как можно транспонировать большие матрицы с помощью вычислительного шейдера.</w:t>
       </w:r>
     </w:p>
     <w:p>
@@ -439,13 +525,16 @@
         <w:jc w:val="both"/>
       </w:pPr>
       <w:r>
-        <w:t xml:space="preserve">На рисунке </w:t>
-      </w:r>
-      <w:r>
-        <w:t>1</w:t>
-      </w:r>
-      <w:r>
-        <w:t xml:space="preserve"> показано, как это выглядит для матрицы 32х32, которая была разделена на сетку блоков 8х8. Каждому вызову назначается блок на диагонали или выше. Поскольку в каждой строке и столбце по 8 блоков, общее количество необходимых вызовов составляет 8(8 + 1)/2 = 36.</w:t>
+        <w:t>Программа Transpose демонстрирует, как можно выполнить транспонирование. Она разбивает матрицу на блоки 4х4, а затем каждому вызову назначается блок на диагонали или выше.</w:t>
+      </w:r>
+    </w:p>
+    <w:p>
+      <w:pPr>
+        <w:ind w:firstLine="709"/>
+        <w:jc w:val="both"/>
+      </w:pPr>
+      <w:r>
+        <w:t>На рисунке 1 показано, как это выглядит для матрицы 32х32, которая была разделена на сетку блоков 8х8. Каждому вызову назначается блок на диагонали или выше. Поскольку в каждой строке и столбце по 8 блоков, общее количество необходимых вызовов составляет 8(8 + 1)/2 = 36.</w:t>
       </w:r>
     </w:p>
     <w:p>
@@ -511,9 +600,6 @@
       <w:pPr>
         <w:ind w:firstLine="709"/>
         <w:jc w:val="center"/>
-        <w:rPr>
-          <w:lang w:val="en-US"/>
-        </w:rPr>
       </w:pPr>
       <w:r>
         <w:rPr>
@@ -526,57 +612,11 @@
         <w:rPr>
           <w:b/>
           <w:bCs/>
-          <w:lang w:val="en-US"/>
         </w:rPr>
         <w:t>. 1.</w:t>
       </w:r>
       <w:r>
-        <w:rPr>
-          <w:lang w:val="en-US"/>
-        </w:rPr>
-        <w:t xml:space="preserve"> </w:t>
-      </w:r>
-      <w:proofErr w:type="spellStart"/>
-      <w:r>
-        <w:rPr>
-          <w:lang w:val="en-US"/>
-        </w:rPr>
-        <w:t>Вызовы</w:t>
-      </w:r>
-      <w:proofErr w:type="spellEnd"/>
-      <w:r>
-        <w:rPr>
-          <w:lang w:val="en-US"/>
-        </w:rPr>
-        <w:t xml:space="preserve"> и </w:t>
-      </w:r>
-      <w:proofErr w:type="spellStart"/>
-      <w:r>
-        <w:rPr>
-          <w:lang w:val="en-US"/>
-        </w:rPr>
-        <w:t>функция</w:t>
-      </w:r>
-      <w:proofErr w:type="spellEnd"/>
-      <w:r>
-        <w:rPr>
-          <w:lang w:val="en-US"/>
-        </w:rPr>
-        <w:t xml:space="preserve"> </w:t>
-      </w:r>
-      <w:proofErr w:type="spellStart"/>
-      <w:r>
-        <w:rPr>
-          <w:lang w:val="en-US"/>
-        </w:rPr>
-        <w:t>транспонирования</w:t>
-      </w:r>
-      <w:proofErr w:type="spellEnd"/>
-      <w:r>
-        <w:rPr>
-          <w:lang w:val="en-US"/>
-        </w:rPr>
-        <w:t>.</w:t>
+        <w:t xml:space="preserve"> Вызовы и функция транспонирования.</w:t>
       </w:r>
     </w:p>
     <w:p>
@@ -596,24 +636,14 @@
       <w:r>
         <w:t xml:space="preserve"> с именами </w:t>
       </w:r>
-      <w:proofErr w:type="spellStart"/>
       <w:r>
         <w:rPr>
           <w:rFonts w:ascii="Courier New" w:hAnsi="Courier New" w:cs="Courier New"/>
         </w:rPr>
         <w:t>src_mat</w:t>
       </w:r>
-      <w:proofErr w:type="spellEnd"/>
-      <w:r>
-        <w:t xml:space="preserve"> и </w:t>
-      </w:r>
-      <w:proofErr w:type="spellStart"/>
-      <w:r>
-        <w:t>dst_mat</w:t>
-      </w:r>
-      <w:proofErr w:type="spellEnd"/>
-      <w:r>
-        <w:t>. Во время выполнения вычислительного шейдера вызов выполняет восемь шагов:</w:t>
+      <w:r>
+        <w:t xml:space="preserve"> и dst_mat. Во время выполнения вычислительного шейдера вызов выполняет восемь шагов:</w:t>
       </w:r>
     </w:p>
     <w:p>
@@ -641,11 +671,12 @@
       <w:r>
         <w:t xml:space="preserve">Он считывает значения из своего блока в матрицу </w:t>
       </w:r>
-      <w:proofErr w:type="spellStart"/>
-      <w:r>
+      <w:r>
+        <w:rPr>
+          <w:rFonts w:ascii="Courier New" w:hAnsi="Courier New" w:cs="Courier New"/>
+        </w:rPr>
         <w:t>src_mat</w:t>
       </w:r>
-      <w:proofErr w:type="spellEnd"/>
       <w:r>
         <w:t>.</w:t>
       </w:r>
@@ -660,16 +691,15 @@
         <w:jc w:val="both"/>
       </w:pPr>
       <w:r>
+        <w:lastRenderedPageBreak/>
         <w:t xml:space="preserve">Он вызывает функцию транспонирования WGSL для выполнения транспонирования </w:t>
       </w:r>
-      <w:proofErr w:type="spellStart"/>
       <w:r>
         <w:rPr>
           <w:rFonts w:ascii="Courier New" w:hAnsi="Courier New" w:cs="Courier New"/>
         </w:rPr>
         <w:t>src_mat</w:t>
       </w:r>
-      <w:proofErr w:type="spellEnd"/>
       <w:r>
         <w:t>.</w:t>
       </w:r>
@@ -686,14 +716,12 @@
       <w:r>
         <w:t xml:space="preserve">Если блок находится на диагонали, вызов сохраняет </w:t>
       </w:r>
-      <w:proofErr w:type="spellStart"/>
       <w:r>
         <w:rPr>
           <w:rFonts w:ascii="Courier New" w:hAnsi="Courier New" w:cs="Courier New"/>
         </w:rPr>
         <w:t>src_mat</w:t>
       </w:r>
-      <w:proofErr w:type="spellEnd"/>
       <w:r>
         <w:t xml:space="preserve"> в местоположении исходного блока. После этого его обработка завершена.</w:t>
       </w:r>
@@ -708,17 +736,14 @@
         <w:jc w:val="both"/>
       </w:pPr>
       <w:r>
-        <w:lastRenderedPageBreak/>
         <w:t xml:space="preserve">Если блок не находится на диагонали, вызов считывает значения из противоположного блока в матрицу </w:t>
       </w:r>
-      <w:proofErr w:type="spellStart"/>
       <w:r>
         <w:rPr>
           <w:rFonts w:ascii="Courier New" w:hAnsi="Courier New" w:cs="Courier New"/>
         </w:rPr>
         <w:t>dst_mat</w:t>
       </w:r>
-      <w:proofErr w:type="spellEnd"/>
       <w:r>
         <w:t>.</w:t>
       </w:r>
@@ -738,14 +763,12 @@
       <w:r>
         <w:t> </w:t>
       </w:r>
-      <w:proofErr w:type="spellStart"/>
       <w:r>
         <w:rPr>
           <w:rFonts w:ascii="Courier New" w:hAnsi="Courier New" w:cs="Courier New"/>
         </w:rPr>
         <w:t>dst_mat</w:t>
       </w:r>
-      <w:proofErr w:type="spellEnd"/>
       <w:r>
         <w:t>.</w:t>
       </w:r>
@@ -766,16 +789,8 @@
         <w:rPr>
           <w:rFonts w:ascii="Courier New" w:hAnsi="Courier New" w:cs="Courier New"/>
         </w:rPr>
-        <w:t>ds</w:t>
-      </w:r>
-      <w:proofErr w:type="spellStart"/>
-      <w:r>
-        <w:rPr>
-          <w:rFonts w:ascii="Courier New" w:hAnsi="Courier New" w:cs="Courier New"/>
-        </w:rPr>
-        <w:t>t_mat</w:t>
-      </w:r>
-      <w:proofErr w:type="spellEnd"/>
+        <w:t>dst_mat</w:t>
+      </w:r>
       <w:r>
         <w:t xml:space="preserve"> в местоположении исходного блока.</w:t>
       </w:r>
@@ -792,14 +807,12 @@
       <w:r>
         <w:t xml:space="preserve">Сохраняется </w:t>
       </w:r>
-      <w:proofErr w:type="spellStart"/>
       <w:r>
         <w:rPr>
           <w:rFonts w:ascii="Courier New" w:hAnsi="Courier New" w:cs="Courier New"/>
         </w:rPr>
         <w:t>src_mat</w:t>
       </w:r>
-      <w:proofErr w:type="spellEnd"/>
       <w:r>
         <w:t xml:space="preserve"> в местоположении противоположного блока.</w:t>
       </w:r>
@@ -894,15 +907,7 @@
         <w:t xml:space="preserve"> программа</w:t>
       </w:r>
       <w:r>
-        <w:t xml:space="preserve"> </w:t>
-      </w:r>
-      <w:proofErr w:type="spellStart"/>
-      <w:r>
-        <w:t>MatrixMult</w:t>
-      </w:r>
-      <w:proofErr w:type="spellEnd"/>
-      <w:r>
-        <w:t xml:space="preserve"> вычисляет транспонированную матрицу </w:t>
+        <w:t xml:space="preserve"> MatrixMult вычисляет транспонированную матрицу </w:t>
       </w:r>
       <w:r>
         <w:rPr>
@@ -1002,7 +1007,37 @@
         <w:jc w:val="both"/>
       </w:pPr>
       <w:r>
-        <w:t>На рис. 2 показано, как это выглядит. Поскольку матрица B транспонирована, доступ к элементам матриц A и B возможен построчно.</w:t>
+        <w:t xml:space="preserve">На рис. 2 показано, как это выглядит. Поскольку матрица </w:t>
+      </w:r>
+      <w:r>
+        <w:rPr>
+          <w:b/>
+          <w:bCs/>
+        </w:rPr>
+        <w:t>B</w:t>
+      </w:r>
+      <w:r>
+        <w:t xml:space="preserve"> транспонирована, доступ к элементам матриц </w:t>
+      </w:r>
+      <w:r>
+        <w:rPr>
+          <w:b/>
+          <w:bCs/>
+        </w:rPr>
+        <w:t>A</w:t>
+      </w:r>
+      <w:r>
+        <w:t xml:space="preserve"> и </w:t>
+      </w:r>
+      <w:r>
+        <w:rPr>
+          <w:b/>
+          <w:bCs/>
+        </w:rPr>
+        <w:t>B</w:t>
+      </w:r>
+      <w:r>
+        <w:t xml:space="preserve"> возможен построчно.</w:t>
       </w:r>
     </w:p>
     <w:p>
@@ -1079,21 +1114,7 @@
           <w:b/>
           <w:bCs/>
         </w:rPr>
-        <w:t xml:space="preserve">. </w:t>
-      </w:r>
-      <w:r>
-        <w:rPr>
-          <w:b/>
-          <w:bCs/>
-        </w:rPr>
-        <w:t>2</w:t>
-      </w:r>
-      <w:r>
-        <w:rPr>
-          <w:b/>
-          <w:bCs/>
-        </w:rPr>
-        <w:t>.</w:t>
+        <w:t>. 2.</w:t>
       </w:r>
       <w:r>
         <w:rPr>
@@ -1154,21 +1175,1719 @@
         <w:jc w:val="both"/>
       </w:pPr>
       <w:r>
-        <w:t>Пр</w:t>
-      </w:r>
-      <w:r>
-        <w:t>ограмма</w:t>
-      </w:r>
-      <w:r>
+        <w:t>Программа MatrixMult умножает две матрицы 16x16 (</w:t>
+      </w:r>
+      <w:r>
+        <w:rPr>
+          <w:b/>
+          <w:bCs/>
+        </w:rPr>
+        <w:t>A</w:t>
+      </w:r>
+      <w:r>
+        <w:t xml:space="preserve"> и </w:t>
+      </w:r>
+      <w:r>
+        <w:rPr>
+          <w:b/>
+          <w:bCs/>
+        </w:rPr>
+        <w:t>B</w:t>
+      </w:r>
+      <w:r>
+        <w:t xml:space="preserve">) и сохраняет результат в </w:t>
+      </w:r>
+      <w:r>
+        <w:rPr>
+          <w:b/>
+          <w:bCs/>
+        </w:rPr>
+        <w:t>C</w:t>
+      </w:r>
+      <w:r>
+        <w:t xml:space="preserve">. Для этого она запускает два вычислительных шейдера: один, который транспонирует матрицу </w:t>
+      </w:r>
+      <w:r>
+        <w:rPr>
+          <w:b/>
+          <w:bCs/>
+        </w:rPr>
+        <w:t>B</w:t>
+      </w:r>
+      <w:r>
+        <w:t xml:space="preserve">, и другой, который перемножает матрицы </w:t>
+      </w:r>
+      <w:r>
+        <w:rPr>
+          <w:b/>
+          <w:bCs/>
+        </w:rPr>
+        <w:t>A</w:t>
+      </w:r>
+      <w:r>
+        <w:t xml:space="preserve"> и </w:t>
+      </w:r>
+      <w:r>
+        <w:rPr>
+          <w:b/>
+          <w:bCs/>
+        </w:rPr>
+        <w:t>B</w:t>
+      </w:r>
+      <w:r>
+        <w:t>.</w:t>
+      </w:r>
+    </w:p>
+    <w:p>
+      <w:pPr>
+        <w:jc w:val="both"/>
+      </w:pPr>
+      <w:r>
+        <w:t xml:space="preserve">Каждый вызов отвечает за установку значения в матрице </w:t>
+      </w:r>
+      <w:r>
+        <w:rPr>
+          <w:b/>
+          <w:bCs/>
+        </w:rPr>
+        <w:t>C</w:t>
+      </w:r>
+      <w:r>
+        <w:t xml:space="preserve">. Для вычисления этого значения он считывает векторы из матриц </w:t>
+      </w:r>
+      <w:r>
+        <w:rPr>
+          <w:b/>
+          <w:bCs/>
+        </w:rPr>
+        <w:t>A</w:t>
+      </w:r>
+      <w:r>
+        <w:t xml:space="preserve"> и </w:t>
+      </w:r>
+      <w:r>
+        <w:rPr>
+          <w:b/>
+          <w:bCs/>
+        </w:rPr>
+        <w:t>B</w:t>
+      </w:r>
+      <w:r>
+        <w:t xml:space="preserve"> и складывает их скалярные произведения. После вычисления всех скалярных произведений вызов сохраняет сумму в матрице C в месте, заданном его глобальным идентификатором.</w:t>
+      </w:r>
+    </w:p>
+    <w:p>
+      <w:pPr>
+        <w:pStyle w:val="1"/>
+      </w:pPr>
+      <w:r>
+        <w:lastRenderedPageBreak/>
+        <w:t>Преобразование</w:t>
+      </w:r>
+      <w:r>
+        <w:t xml:space="preserve"> Хаусхолдера</w:t>
+      </w:r>
+    </w:p>
+    <w:p>
+      <w:pPr>
+        <w:jc w:val="both"/>
+      </w:pPr>
+    </w:p>
+    <w:p>
+      <w:pPr>
+        <w:jc w:val="center"/>
+      </w:pPr>
+      <w:r>
+        <w:rPr>
+          <w:noProof/>
+        </w:rPr>
+        <w:drawing>
+          <wp:inline distT="0" distB="0" distL="0" distR="0" wp14:anchorId="3935C094" wp14:editId="784A4B06">
+            <wp:extent cx="2175492" cy="1721277"/>
+            <wp:effectExtent l="0" t="0" r="0" b="0"/>
+            <wp:docPr id="1" name="Рисунок 1"/>
+            <wp:cNvGraphicFramePr>
+              <a:graphicFrameLocks xmlns:a="http://schemas.openxmlformats.org/drawingml/2006/main" noChangeAspect="1"/>
+            </wp:cNvGraphicFramePr>
+            <a:graphic xmlns:a="http://schemas.openxmlformats.org/drawingml/2006/main">
+              <a:graphicData uri="http://schemas.openxmlformats.org/drawingml/2006/picture">
+                <pic:pic xmlns:pic="http://schemas.openxmlformats.org/drawingml/2006/picture">
+                  <pic:nvPicPr>
+                    <pic:cNvPr id="0" name="Picture 1"/>
+                    <pic:cNvPicPr>
+                      <a:picLocks noChangeAspect="1" noChangeArrowheads="1"/>
+                    </pic:cNvPicPr>
+                  </pic:nvPicPr>
+                  <pic:blipFill>
+                    <a:blip r:embed="rId10" cstate="print">
+                      <a:extLst>
+                        <a:ext uri="{28A0092B-C50C-407E-A947-70E740481C1C}">
+                          <a14:useLocalDpi xmlns:a14="http://schemas.microsoft.com/office/drawing/2010/main" val="0"/>
+                        </a:ext>
+                      </a:extLst>
+                    </a:blip>
+                    <a:srcRect/>
+                    <a:stretch>
+                      <a:fillRect/>
+                    </a:stretch>
+                  </pic:blipFill>
+                  <pic:spPr bwMode="auto">
+                    <a:xfrm>
+                      <a:off x="0" y="0"/>
+                      <a:ext cx="2186131" cy="1729695"/>
+                    </a:xfrm>
+                    <a:prstGeom prst="rect">
+                      <a:avLst/>
+                    </a:prstGeom>
+                    <a:noFill/>
+                    <a:ln>
+                      <a:noFill/>
+                    </a:ln>
+                  </pic:spPr>
+                </pic:pic>
+              </a:graphicData>
+            </a:graphic>
+          </wp:inline>
+        </w:drawing>
+      </w:r>
+    </w:p>
+    <w:p>
+      <w:pPr>
+        <w:jc w:val="center"/>
+      </w:pPr>
+      <w:bookmarkStart w:id="4" w:name="_Hlk225019465"/>
+      <w:r>
+        <w:rPr>
+          <w:b/>
+          <w:bCs/>
+        </w:rPr>
+        <w:t>Рис</w:t>
+      </w:r>
+      <w:r>
+        <w:rPr>
+          <w:b/>
+          <w:bCs/>
+        </w:rPr>
+        <w:t xml:space="preserve">. </w:t>
+      </w:r>
+      <w:r>
+        <w:rPr>
+          <w:b/>
+          <w:bCs/>
+        </w:rPr>
+        <w:t>3</w:t>
+      </w:r>
+      <w:r>
+        <w:rPr>
+          <w:b/>
+          <w:bCs/>
+        </w:rPr>
+        <w:t>.</w:t>
+      </w:r>
+      <w:r>
+        <w:rPr>
+          <w:rFonts w:cs="Frutiger LT Std 45 Light"/>
+          <w:b/>
+          <w:bCs/>
+          <w:color w:val="000000"/>
+          <w:sz w:val="18"/>
+          <w:szCs w:val="18"/>
+        </w:rPr>
         <w:t xml:space="preserve"> </w:t>
       </w:r>
-      <w:proofErr w:type="spellStart"/>
-      <w:r>
-        <w:t>MatrixMult</w:t>
-      </w:r>
-      <w:proofErr w:type="spellEnd"/>
-      <w:r>
-        <w:t xml:space="preserve"> умножает две матрицы 16x16 (</w:t>
+      <w:r>
+        <w:rPr>
+          <w:rFonts w:cs="Frutiger LT Std 45 Light"/>
+          <w:color w:val="000000"/>
+        </w:rPr>
+        <w:t>Отражение вектора</w:t>
+      </w:r>
+      <w:r>
+        <w:rPr>
+          <w:rFonts w:cs="Frutiger LT Std 45 Light"/>
+          <w:color w:val="000000"/>
+        </w:rPr>
+        <w:t>.</w:t>
+      </w:r>
+    </w:p>
+    <w:bookmarkEnd w:id="4"/>
+    <w:p>
+      <w:pPr>
+        <w:jc w:val="both"/>
+      </w:pPr>
+      <w:r>
+        <w:t>Преобразование Хаусхолдера отражает вектор относительно области, перпендикулярной другому вектору.</w:t>
+      </w:r>
+      <w:r>
+        <w:t xml:space="preserve"> </w:t>
+      </w:r>
+      <w:r>
+        <w:t>Пусть заданы два вектора:</w:t>
+      </w:r>
+      <w:r>
+        <w:t xml:space="preserve"> </w:t>
+      </w:r>
+      <w:r>
+        <w:rPr>
+          <w:b/>
+          <w:bCs/>
+        </w:rPr>
+        <w:t>x</w:t>
+      </w:r>
+      <w:r>
+        <w:t xml:space="preserve"> и </w:t>
+      </w:r>
+      <w:r>
+        <w:rPr>
+          <w:b/>
+          <w:bCs/>
+        </w:rPr>
+        <w:t>u</w:t>
+      </w:r>
+      <w:r>
+        <w:t xml:space="preserve">. Вектор </w:t>
+      </w:r>
+      <w:r>
+        <w:rPr>
+          <w:b/>
+          <w:bCs/>
+        </w:rPr>
+        <w:t>u</w:t>
+      </w:r>
+      <w:r>
+        <w:t xml:space="preserve"> перпендикулярен плоскости </w:t>
+      </w:r>
+      <w:r>
+        <w:rPr>
+          <w:b/>
+          <w:bCs/>
+        </w:rPr>
+        <w:t>M</w:t>
+      </w:r>
+      <w:r>
+        <w:t xml:space="preserve"> (которая </w:t>
+      </w:r>
+      <w:r>
+        <w:t>имитирует</w:t>
+      </w:r>
+      <w:r>
+        <w:t xml:space="preserve"> зеркало). </w:t>
+      </w:r>
+      <w:r>
+        <w:t>Задача</w:t>
+      </w:r>
+      <w:r>
+        <w:t xml:space="preserve"> — найти вектор </w:t>
+      </w:r>
+      <w:r>
+        <w:rPr>
+          <w:b/>
+          <w:bCs/>
+        </w:rPr>
+        <w:t>x</w:t>
+      </w:r>
+      <w:r>
+        <w:t>′, полученный отражени</w:t>
+      </w:r>
+      <w:r>
+        <w:t>ем</w:t>
+      </w:r>
+      <w:r>
+        <w:t xml:space="preserve"> вектора </w:t>
+      </w:r>
+      <w:r>
+        <w:rPr>
+          <w:b/>
+          <w:bCs/>
+        </w:rPr>
+        <w:t>x</w:t>
+      </w:r>
+      <w:r>
+        <w:t xml:space="preserve"> относительно плоскости</w:t>
+      </w:r>
+      <w:r>
+        <w:t> </w:t>
+      </w:r>
+      <w:r>
+        <w:rPr>
+          <w:b/>
+          <w:bCs/>
+        </w:rPr>
+        <w:t>M</w:t>
+      </w:r>
+      <w:r>
+        <w:t xml:space="preserve">. В двумерном случае </w:t>
+      </w:r>
+      <w:r>
+        <w:rPr>
+          <w:b/>
+          <w:bCs/>
+        </w:rPr>
+        <w:t>M</w:t>
+      </w:r>
+      <w:r>
+        <w:t xml:space="preserve"> — это просто прямая. </w:t>
+      </w:r>
+      <w:r>
+        <w:t>В</w:t>
+      </w:r>
+      <w:r>
+        <w:t xml:space="preserve"> трёхмерном случае это плоскость, а в четырёхмерном </w:t>
+      </w:r>
+      <w:r>
+        <w:t xml:space="preserve">и более </w:t>
+      </w:r>
+      <w:r>
+        <w:t>— гиперплоскость.</w:t>
+      </w:r>
+    </w:p>
+    <w:p>
+      <w:pPr>
+        <w:jc w:val="center"/>
+      </w:pPr>
+      <w:r>
+        <w:rPr>
+          <w:noProof/>
+        </w:rPr>
+        <w:drawing>
+          <wp:inline distT="0" distB="0" distL="0" distR="0" wp14:anchorId="464CC75A" wp14:editId="1D67A216">
+            <wp:extent cx="2901636" cy="1651963"/>
+            <wp:effectExtent l="0" t="0" r="0" b="5715"/>
+            <wp:docPr id="6" name="Рисунок 6"/>
+            <wp:cNvGraphicFramePr>
+              <a:graphicFrameLocks xmlns:a="http://schemas.openxmlformats.org/drawingml/2006/main" noChangeAspect="1"/>
+            </wp:cNvGraphicFramePr>
+            <a:graphic xmlns:a="http://schemas.openxmlformats.org/drawingml/2006/main">
+              <a:graphicData uri="http://schemas.openxmlformats.org/drawingml/2006/picture">
+                <pic:pic xmlns:pic="http://schemas.openxmlformats.org/drawingml/2006/picture">
+                  <pic:nvPicPr>
+                    <pic:cNvPr id="0" name="Picture 12"/>
+                    <pic:cNvPicPr>
+                      <a:picLocks noChangeAspect="1" noChangeArrowheads="1"/>
+                    </pic:cNvPicPr>
+                  </pic:nvPicPr>
+                  <pic:blipFill>
+                    <a:blip r:embed="rId11" cstate="print">
+                      <a:extLst>
+                        <a:ext uri="{28A0092B-C50C-407E-A947-70E740481C1C}">
+                          <a14:useLocalDpi xmlns:a14="http://schemas.microsoft.com/office/drawing/2010/main" val="0"/>
+                        </a:ext>
+                      </a:extLst>
+                    </a:blip>
+                    <a:srcRect/>
+                    <a:stretch>
+                      <a:fillRect/>
+                    </a:stretch>
+                  </pic:blipFill>
+                  <pic:spPr bwMode="auto">
+                    <a:xfrm>
+                      <a:off x="0" y="0"/>
+                      <a:ext cx="2912548" cy="1658175"/>
+                    </a:xfrm>
+                    <a:prstGeom prst="rect">
+                      <a:avLst/>
+                    </a:prstGeom>
+                    <a:noFill/>
+                    <a:ln>
+                      <a:noFill/>
+                    </a:ln>
+                  </pic:spPr>
+                </pic:pic>
+              </a:graphicData>
+            </a:graphic>
+          </wp:inline>
+        </w:drawing>
+      </w:r>
+    </w:p>
+    <w:p>
+      <w:pPr>
+        <w:jc w:val="center"/>
+      </w:pPr>
+      <w:r>
+        <w:rPr>
+          <w:b/>
+          <w:bCs/>
+        </w:rPr>
+        <w:t>Рис</w:t>
+      </w:r>
+      <w:r>
+        <w:rPr>
+          <w:b/>
+          <w:bCs/>
+        </w:rPr>
+        <w:t xml:space="preserve">. </w:t>
+      </w:r>
+      <w:r>
+        <w:rPr>
+          <w:b/>
+          <w:bCs/>
+        </w:rPr>
+        <w:t>4</w:t>
+      </w:r>
+      <w:r>
+        <w:rPr>
+          <w:b/>
+          <w:bCs/>
+        </w:rPr>
+        <w:t>.</w:t>
+      </w:r>
+      <w:r>
+        <w:rPr>
+          <w:rFonts w:cs="Frutiger LT Std 45 Light"/>
+          <w:b/>
+          <w:bCs/>
+          <w:color w:val="000000"/>
+          <w:sz w:val="18"/>
+          <w:szCs w:val="18"/>
+        </w:rPr>
+        <w:t xml:space="preserve"> </w:t>
+      </w:r>
+      <w:r>
+        <w:rPr>
+          <w:rFonts w:cs="Frutiger LT Std 45 Light"/>
+          <w:color w:val="000000"/>
+        </w:rPr>
+        <w:t>Отражение вектора</w:t>
+      </w:r>
+      <w:r>
+        <w:rPr>
+          <w:rFonts w:cs="Frutiger LT Std 45 Light"/>
+          <w:color w:val="000000"/>
+        </w:rPr>
+        <w:t>.</w:t>
+      </w:r>
+    </w:p>
+    <w:p>
+      <w:pPr>
+        <w:jc w:val="both"/>
+      </w:pPr>
+      <w:r>
+        <w:t xml:space="preserve">Чтобы выразить </w:t>
+      </w:r>
+      <w:r>
+        <w:rPr>
+          <w:b/>
+          <w:bCs/>
+        </w:rPr>
+        <w:t>x</w:t>
+      </w:r>
+      <w:r>
+        <w:t xml:space="preserve">′ через </w:t>
+      </w:r>
+      <w:r>
+        <w:rPr>
+          <w:b/>
+          <w:bCs/>
+        </w:rPr>
+        <w:t>x</w:t>
+      </w:r>
+      <w:r>
+        <w:t xml:space="preserve"> и </w:t>
+      </w:r>
+      <w:r>
+        <w:rPr>
+          <w:b/>
+          <w:bCs/>
+        </w:rPr>
+        <w:t>u</w:t>
+      </w:r>
+      <w:r>
+        <w:t>,</w:t>
+      </w:r>
+      <w:r>
+        <w:t xml:space="preserve"> </w:t>
+      </w:r>
+      <w:r>
+        <w:t>построим проекции (см. рис. 4)</w:t>
+      </w:r>
+      <w:r>
+        <w:t xml:space="preserve">. </w:t>
+      </w:r>
+      <w:r>
+        <w:t xml:space="preserve">Вектор </w:t>
+      </w:r>
+      <w:r>
+        <w:rPr>
+          <w:b/>
+          <w:bCs/>
+        </w:rPr>
+        <w:t>x</w:t>
+      </w:r>
+      <w:r>
+        <w:t xml:space="preserve"> разбивается на </w:t>
+      </w:r>
+      <w:r>
+        <w:rPr>
+          <w:b/>
+          <w:bCs/>
+        </w:rPr>
+        <w:t>p</w:t>
+      </w:r>
+      <w:r>
+        <w:t xml:space="preserve"> и </w:t>
+      </w:r>
+      <w:r>
+        <w:rPr>
+          <w:b/>
+          <w:bCs/>
+        </w:rPr>
+        <w:t>q</w:t>
+      </w:r>
+      <w:r>
+        <w:t xml:space="preserve">, где </w:t>
+      </w:r>
+      <w:r>
+        <w:rPr>
+          <w:b/>
+          <w:bCs/>
+        </w:rPr>
+        <w:t>p</w:t>
+      </w:r>
+      <w:r>
+        <w:t xml:space="preserve"> — </w:t>
+      </w:r>
+      <w:r>
+        <w:t>это</w:t>
+      </w:r>
+      <w:r>
+        <w:t xml:space="preserve"> проекция</w:t>
+      </w:r>
+      <w:r>
+        <w:t xml:space="preserve"> вектора</w:t>
+      </w:r>
+      <w:r>
+        <w:t xml:space="preserve"> </w:t>
+      </w:r>
+      <w:r>
+        <w:rPr>
+          <w:b/>
+          <w:bCs/>
+        </w:rPr>
+        <w:t>x</w:t>
+      </w:r>
+      <w:r>
+        <w:t xml:space="preserve"> на </w:t>
+      </w:r>
+      <w:r>
+        <w:rPr>
+          <w:b/>
+          <w:bCs/>
+        </w:rPr>
+        <w:t>u</w:t>
+      </w:r>
+      <w:r>
+        <w:t xml:space="preserve">, а </w:t>
+      </w:r>
+      <w:r>
+        <w:rPr>
+          <w:b/>
+          <w:bCs/>
+        </w:rPr>
+        <w:t>q</w:t>
+      </w:r>
+      <w:r>
+        <w:t xml:space="preserve"> ортогонален </w:t>
+      </w:r>
+      <w:r>
+        <w:rPr>
+          <w:b/>
+          <w:bCs/>
+        </w:rPr>
+        <w:t>p</w:t>
+      </w:r>
+      <w:r>
+        <w:t xml:space="preserve">. Аналогично, </w:t>
+      </w:r>
+      <w:r>
+        <w:rPr>
+          <w:b/>
+          <w:bCs/>
+        </w:rPr>
+        <w:t>x</w:t>
+      </w:r>
+      <w:r>
+        <w:t xml:space="preserve">′ разбивается на </w:t>
+      </w:r>
+      <w:r>
+        <w:rPr>
+          <w:b/>
+          <w:bCs/>
+        </w:rPr>
+        <w:t>p</w:t>
+      </w:r>
+      <w:r>
+        <w:t xml:space="preserve">′ и </w:t>
+      </w:r>
+      <w:r>
+        <w:rPr>
+          <w:b/>
+          <w:bCs/>
+        </w:rPr>
+        <w:t>q</w:t>
+      </w:r>
+      <w:r>
+        <w:t>′, где p′ —проекция</w:t>
+      </w:r>
+      <w:r>
+        <w:t xml:space="preserve"> вектора</w:t>
+      </w:r>
+      <w:r>
+        <w:t xml:space="preserve"> </w:t>
+      </w:r>
+      <w:r>
+        <w:rPr>
+          <w:b/>
+          <w:bCs/>
+        </w:rPr>
+        <w:t>x</w:t>
+      </w:r>
+      <w:r>
+        <w:t xml:space="preserve">′ на </w:t>
+      </w:r>
+      <w:r>
+        <w:rPr>
+          <w:b/>
+          <w:bCs/>
+        </w:rPr>
+        <w:t>u</w:t>
+      </w:r>
+      <w:r>
+        <w:t xml:space="preserve">, а </w:t>
+      </w:r>
+      <w:r>
+        <w:rPr>
+          <w:b/>
+          <w:bCs/>
+        </w:rPr>
+        <w:t>q</w:t>
+      </w:r>
+      <w:r>
+        <w:t xml:space="preserve">′ ортогонален </w:t>
+      </w:r>
+      <w:r>
+        <w:rPr>
+          <w:b/>
+          <w:bCs/>
+        </w:rPr>
+        <w:t>p</w:t>
+      </w:r>
+      <w:r>
+        <w:t>′.</w:t>
+      </w:r>
+    </w:p>
+    <w:p>
+      <w:pPr>
+        <w:jc w:val="both"/>
+      </w:pPr>
+      <w:r>
+        <w:t>Р</w:t>
+      </w:r>
+      <w:r>
+        <w:t>ис</w:t>
+      </w:r>
+      <w:r>
+        <w:t>. 4</w:t>
+      </w:r>
+      <w:r>
+        <w:t xml:space="preserve"> поясняет взаимосвязь между </w:t>
+      </w:r>
+      <w:r>
+        <w:rPr>
+          <w:b/>
+          <w:bCs/>
+        </w:rPr>
+        <w:t>p</w:t>
+      </w:r>
+      <w:r>
+        <w:t xml:space="preserve"> и </w:t>
+      </w:r>
+      <w:r>
+        <w:rPr>
+          <w:b/>
+          <w:bCs/>
+        </w:rPr>
+        <w:t>p</w:t>
+      </w:r>
+      <w:r>
+        <w:t xml:space="preserve">′, а также </w:t>
+      </w:r>
+      <w:r>
+        <w:rPr>
+          <w:b/>
+          <w:bCs/>
+        </w:rPr>
+        <w:t>q</w:t>
+      </w:r>
+      <w:r>
+        <w:t xml:space="preserve"> и </w:t>
+      </w:r>
+      <w:r>
+        <w:rPr>
+          <w:b/>
+          <w:bCs/>
+        </w:rPr>
+        <w:t>q</w:t>
+      </w:r>
+      <w:r>
+        <w:t xml:space="preserve">′. Поскольку </w:t>
+      </w:r>
+      <w:r>
+        <w:rPr>
+          <w:b/>
+          <w:bCs/>
+        </w:rPr>
+        <w:t>x</w:t>
+      </w:r>
+      <w:r>
+        <w:t xml:space="preserve">′ равен сумме </w:t>
+      </w:r>
+      <w:r>
+        <w:rPr>
+          <w:b/>
+          <w:bCs/>
+        </w:rPr>
+        <w:t>p</w:t>
+      </w:r>
+      <w:r>
+        <w:t xml:space="preserve">′ и </w:t>
+      </w:r>
+      <w:r>
+        <w:rPr>
+          <w:b/>
+          <w:bCs/>
+        </w:rPr>
+        <w:t>q</w:t>
+      </w:r>
+      <w:r>
+        <w:t>′, мы можем вычислить его следующим образом:</w:t>
+      </w:r>
+    </w:p>
+    <w:p>
+      <w:pPr>
+        <w:pStyle w:val="MTDisplayEquation"/>
+      </w:pPr>
+      <w:r>
+        <w:tab/>
+      </w:r>
+      <w:r>
+        <w:rPr>
+          <w:position w:val="-100"/>
+        </w:rPr>
+        <w:object w:dxaOrig="4239" w:dyaOrig="1740" w14:anchorId="70BE4F25">
+          <v:shapetype id="_x0000_t75" coordsize="21600,21600" o:spt="75" o:preferrelative="t" path="m@4@5l@4@11@9@11@9@5xe" filled="f" stroked="f">
+            <v:stroke joinstyle="miter"/>
+            <v:formulas>
+              <v:f eqn="if lineDrawn pixelLineWidth 0"/>
+              <v:f eqn="sum @0 1 0"/>
+              <v:f eqn="sum 0 0 @1"/>
+              <v:f eqn="prod @2 1 2"/>
+              <v:f eqn="prod @3 21600 pixelWidth"/>
+              <v:f eqn="prod @3 21600 pixelHeight"/>
+              <v:f eqn="sum @0 0 1"/>
+              <v:f eqn="prod @6 1 2"/>
+              <v:f eqn="prod @7 21600 pixelWidth"/>
+              <v:f eqn="sum @8 21600 0"/>
+              <v:f eqn="prod @7 21600 pixelHeight"/>
+              <v:f eqn="sum @10 21600 0"/>
+            </v:formulas>
+            <v:path o:extrusionok="f" gradientshapeok="t" o:connecttype="rect"/>
+            <o:lock v:ext="edit" aspectratio="t"/>
+          </v:shapetype>
+          <v:shape id="_x0000_i1038" type="#_x0000_t75" style="width:211.85pt;height:87pt" o:ole="">
+            <v:imagedata r:id="rId12" o:title=""/>
+          </v:shape>
+          <o:OLEObject Type="Embed" ProgID="Equation.DSMT4" ShapeID="_x0000_i1038" DrawAspect="Content" ObjectID="_1835722190" r:id="rId13"/>
+        </w:object>
+      </w:r>
+      <w:r>
+        <w:tab/>
+        <w:t>(1)</w:t>
+      </w:r>
+    </w:p>
+    <w:p>
+      <w:pPr>
+        <w:pStyle w:val="2"/>
+      </w:pPr>
+      <w:r>
+        <w:t>Внешн</w:t>
+      </w:r>
+      <w:r>
+        <w:t>ее</w:t>
+      </w:r>
+      <w:r>
+        <w:t xml:space="preserve"> </w:t>
+      </w:r>
+      <w:r>
+        <w:t>произведение</w:t>
+      </w:r>
+      <w:r>
+        <w:t xml:space="preserve"> и матрицы </w:t>
+      </w:r>
+      <w:r>
+        <w:t>Хаусхолдера</w:t>
+      </w:r>
+    </w:p>
+    <w:p>
+      <w:pPr>
+        <w:jc w:val="both"/>
+      </w:pPr>
+      <w:r>
+        <w:t>В</w:t>
+      </w:r>
+      <w:r>
+        <w:t>нешним произведением</w:t>
+      </w:r>
+      <w:r>
+        <w:t xml:space="preserve"> называется операция</w:t>
+      </w:r>
+      <w:r>
+        <w:t>, которая</w:t>
+      </w:r>
+      <w:r>
+        <w:t xml:space="preserve"> умножает матрицу </w:t>
+      </w:r>
+      <w:r>
+        <w:t>n</w:t>
+      </w:r>
+      <w:r>
+        <w:t xml:space="preserve"> × 1 на матрицу 1 × </w:t>
+      </w:r>
+      <w:r>
+        <w:t>n</w:t>
+      </w:r>
+      <w:r>
+        <w:t xml:space="preserve"> и дает матрицу </w:t>
+      </w:r>
+      <w:r>
+        <w:t>n</w:t>
+      </w:r>
+      <w:r>
+        <w:t xml:space="preserve"> × </w:t>
+      </w:r>
+      <w:r>
+        <w:t>n</w:t>
+      </w:r>
+      <w:r>
+        <w:t>:</w:t>
+      </w:r>
+    </w:p>
+    <w:p>
+      <w:pPr>
+        <w:jc w:val="both"/>
+      </w:pPr>
+      <w:r>
+        <w:lastRenderedPageBreak/>
+        <w:tab/>
+      </w:r>
+      <w:r>
+        <w:rPr>
+          <w:position w:val="-78"/>
+        </w:rPr>
+        <w:object w:dxaOrig="5780" w:dyaOrig="1700" w14:anchorId="3E282FEA">
+          <v:shape id="_x0000_i1042" type="#_x0000_t75" style="width:288.85pt;height:84.9pt" o:ole="">
+            <v:imagedata r:id="rId14" o:title=""/>
+          </v:shape>
+          <o:OLEObject Type="Embed" ProgID="Equation.DSMT4" ShapeID="_x0000_i1042" DrawAspect="Content" ObjectID="_1835722191" r:id="rId15"/>
+        </w:object>
+      </w:r>
+    </w:p>
+    <w:p>
+      <w:pPr>
+        <w:jc w:val="both"/>
+      </w:pPr>
+      <w:r>
+        <w:t xml:space="preserve">Если </w:t>
+      </w:r>
+      <w:r>
+        <w:t>в (1) скалярное произведение</w:t>
+      </w:r>
+      <w:r>
+        <w:t xml:space="preserve"> </w:t>
+      </w:r>
+      <w:r>
+        <w:rPr>
+          <w:b/>
+          <w:bCs/>
+        </w:rPr>
+        <w:t>u</w:t>
+      </w:r>
+      <w:r>
+        <w:rPr>
+          <w:rFonts w:cstheme="minorHAnsi"/>
+        </w:rPr>
+        <w:t>·</w:t>
+      </w:r>
+      <w:r>
+        <w:rPr>
+          <w:b/>
+          <w:bCs/>
+        </w:rPr>
+        <w:t>x</w:t>
+      </w:r>
+      <w:r>
+        <w:t xml:space="preserve"> замени</w:t>
+      </w:r>
+      <w:r>
+        <w:t>ть</w:t>
+      </w:r>
+      <w:r>
+        <w:t xml:space="preserve"> на</w:t>
+      </w:r>
+      <w:r>
+        <w:t xml:space="preserve"> внешнее произведение</w:t>
+      </w:r>
+      <w:r>
+        <w:t xml:space="preserve"> </w:t>
+      </w:r>
+      <w:r>
+        <w:rPr>
+          <w:b/>
+          <w:bCs/>
+        </w:rPr>
+        <w:t>u</w:t>
+      </w:r>
+      <w:r>
+        <w:rPr>
+          <w:i/>
+          <w:iCs/>
+          <w:vertAlign w:val="superscript"/>
+        </w:rPr>
+        <w:t>T</w:t>
+      </w:r>
+      <w:r>
+        <w:rPr>
+          <w:b/>
+          <w:bCs/>
+        </w:rPr>
+        <w:t>x</w:t>
+      </w:r>
+      <w:r>
+        <w:t xml:space="preserve">, </w:t>
+      </w:r>
+      <w:r>
+        <w:t>то (1) можно переписать в следующем виде</w:t>
+      </w:r>
+      <w:r>
+        <w:t>:</w:t>
+      </w:r>
+    </w:p>
+    <w:p>
+      <w:pPr>
+        <w:pStyle w:val="MTDisplayEquation"/>
+      </w:pPr>
+      <w:r>
+        <w:tab/>
+      </w:r>
+      <w:r>
+        <w:rPr>
+          <w:position w:val="-40"/>
+        </w:rPr>
+        <w:object w:dxaOrig="6680" w:dyaOrig="960" w14:anchorId="57B9516A">
+          <v:shape id="_x0000_i1047" type="#_x0000_t75" style="width:334.2pt;height:47.85pt" o:ole="">
+            <v:imagedata r:id="rId16" o:title=""/>
+          </v:shape>
+          <o:OLEObject Type="Embed" ProgID="Equation.DSMT4" ShapeID="_x0000_i1047" DrawAspect="Content" ObjectID="_1835722192" r:id="rId17"/>
+        </w:object>
+      </w:r>
+    </w:p>
+    <w:p>
+      <w:pPr>
+        <w:jc w:val="both"/>
+      </w:pPr>
+      <w:r>
+        <w:t>Таким образом, получаем следующее выражение</w:t>
+      </w:r>
+      <w:r>
+        <w:t>:</w:t>
+      </w:r>
+    </w:p>
+    <w:p>
+      <w:pPr>
+        <w:pStyle w:val="MTDisplayEquation"/>
+      </w:pPr>
+      <w:r>
+        <w:tab/>
+      </w:r>
+      <w:r>
+        <w:rPr>
+          <w:position w:val="-42"/>
+        </w:rPr>
+        <w:object w:dxaOrig="2700" w:dyaOrig="980" w14:anchorId="2AC6F83D">
+          <v:shape id="_x0000_i1025" type="#_x0000_t75" style="width:135.25pt;height:49.1pt" o:ole="">
+            <v:imagedata r:id="rId18" o:title=""/>
+          </v:shape>
+          <o:OLEObject Type="Embed" ProgID="Equation.DSMT4" ShapeID="_x0000_i1025" DrawAspect="Content" ObjectID="_1835722193" r:id="rId19"/>
+        </w:object>
+      </w:r>
+      <w:r>
+        <w:tab/>
+      </w:r>
+      <w:r>
+        <w:t>(</w:t>
+      </w:r>
+      <w:r>
+        <w:t>2</w:t>
+      </w:r>
+      <w:r>
+        <w:t>)</w:t>
+      </w:r>
+    </w:p>
+    <w:p>
+      <w:pPr>
+        <w:jc w:val="both"/>
+      </w:pPr>
+      <w:r>
+        <w:t>Эта теория была</w:t>
+      </w:r>
+      <w:r>
+        <w:t xml:space="preserve"> разработан</w:t>
+      </w:r>
+      <w:r>
+        <w:t>а</w:t>
+      </w:r>
+      <w:r>
+        <w:t xml:space="preserve"> Алстоном Хаусхолдером, поэтому </w:t>
+      </w:r>
+      <w:r>
+        <w:rPr>
+          <w:b/>
+          <w:bCs/>
+          <w:lang w:val="en-US"/>
+        </w:rPr>
+        <w:t>u</w:t>
+      </w:r>
+      <w:r>
+        <w:t xml:space="preserve"> называется вектором Хаусхолдера, а </w:t>
+      </w:r>
+      <w:r>
+        <w:rPr>
+          <w:b/>
+          <w:bCs/>
+          <w:lang w:val="en-US"/>
+        </w:rPr>
+        <w:t>P</w:t>
+      </w:r>
+      <w:r>
+        <w:t xml:space="preserve"> — матрицей Хаусхолдера. </w:t>
+      </w:r>
+      <w:r>
+        <w:t>Операция отражения, представленная</w:t>
+      </w:r>
+      <w:r>
+        <w:t xml:space="preserve"> матрицей</w:t>
+      </w:r>
+      <w:r>
+        <w:t xml:space="preserve"> </w:t>
+      </w:r>
+      <w:r>
+        <w:rPr>
+          <w:b/>
+          <w:bCs/>
+          <w:lang w:val="en-US"/>
+        </w:rPr>
+        <w:t>P</w:t>
+      </w:r>
+      <w:r>
+        <w:t>, называется преобразованием Хаусхолдера.</w:t>
+      </w:r>
+    </w:p>
+    <w:p>
+      <w:pPr>
+        <w:jc w:val="both"/>
+      </w:pPr>
+      <w:r>
+        <w:t>Таким образом, процесс вычислений состоит из трех</w:t>
+      </w:r>
+      <w:r>
+        <w:t xml:space="preserve"> основных шагов:</w:t>
+      </w:r>
+    </w:p>
+    <w:p>
+      <w:pPr>
+        <w:pStyle w:val="a3"/>
+        <w:numPr>
+          <w:ilvl w:val="0"/>
+          <w:numId w:val="30"/>
+        </w:numPr>
+        <w:jc w:val="both"/>
+      </w:pPr>
+      <w:r>
+        <w:t xml:space="preserve">Умножить </w:t>
+      </w:r>
+      <w:r>
+        <w:rPr>
+          <w:b/>
+          <w:bCs/>
+        </w:rPr>
+        <w:t>u</w:t>
+      </w:r>
+      <w:r>
+        <w:t xml:space="preserve"> на </w:t>
+      </w:r>
+      <w:r>
+        <w:rPr>
+          <w:position w:val="-36"/>
+        </w:rPr>
+        <w:object w:dxaOrig="460" w:dyaOrig="859" w14:anchorId="01DC044D">
+          <v:shape id="_x0000_i1026" type="#_x0000_t75" style="width:22.9pt;height:43.3pt" o:ole="">
+            <v:imagedata r:id="rId20" o:title=""/>
+          </v:shape>
+          <o:OLEObject Type="Embed" ProgID="Equation.DSMT4" ShapeID="_x0000_i1026" DrawAspect="Content" ObjectID="_1835722194" r:id="rId21"/>
+        </w:object>
+      </w:r>
+      <w:r>
+        <w:t>.</w:t>
+      </w:r>
+    </w:p>
+    <w:p>
+      <w:pPr>
+        <w:pStyle w:val="a3"/>
+        <w:numPr>
+          <w:ilvl w:val="0"/>
+          <w:numId w:val="30"/>
+        </w:numPr>
+        <w:jc w:val="both"/>
+      </w:pPr>
+      <w:r>
+        <w:t xml:space="preserve">Вычислить матрицу </w:t>
+      </w:r>
+      <w:r>
+        <w:rPr>
+          <w:b/>
+          <w:bCs/>
+        </w:rPr>
+        <w:t>uu</w:t>
+      </w:r>
+      <w:r>
+        <w:rPr>
+          <w:i/>
+          <w:iCs/>
+          <w:vertAlign w:val="superscript"/>
+        </w:rPr>
+        <w:t>T</w:t>
+      </w:r>
+      <w:r>
+        <w:t>.</w:t>
+      </w:r>
+    </w:p>
+    <w:p>
+      <w:pPr>
+        <w:pStyle w:val="a3"/>
+        <w:numPr>
+          <w:ilvl w:val="0"/>
+          <w:numId w:val="30"/>
+        </w:numPr>
+        <w:jc w:val="both"/>
+      </w:pPr>
+      <w:r>
+        <w:t>Из</w:t>
+      </w:r>
+      <w:r>
+        <w:t xml:space="preserve"> единичн</w:t>
+      </w:r>
+      <w:r>
+        <w:t>ой</w:t>
+      </w:r>
+      <w:r>
+        <w:t xml:space="preserve"> матриц</w:t>
+      </w:r>
+      <w:r>
+        <w:t>ы</w:t>
+      </w:r>
+      <w:r>
+        <w:t xml:space="preserve"> </w:t>
+      </w:r>
+      <w:r>
+        <w:rPr>
+          <w:b/>
+          <w:bCs/>
+          <w:lang w:val="en-US"/>
+        </w:rPr>
+        <w:t>E</w:t>
+      </w:r>
+      <w:r>
+        <w:t xml:space="preserve"> </w:t>
+      </w:r>
+      <w:r>
+        <w:t>вычесть результат</w:t>
+      </w:r>
+      <w:r>
+        <w:t>.</w:t>
+      </w:r>
+    </w:p>
+    <w:p>
+      <w:pPr>
+        <w:jc w:val="both"/>
+      </w:pPr>
+      <w:r>
+        <w:t xml:space="preserve">Вычислительный шейдер в проекте Reflection показывает, как это можно реализовать на WebGPU. Два входных вектора — это </w:t>
+      </w:r>
+      <w:r>
+        <w:rPr>
+          <w:rFonts w:ascii="Courier New" w:hAnsi="Courier New" w:cs="Courier New"/>
+        </w:rPr>
+        <w:t>x_vec</w:t>
+      </w:r>
+      <w:r>
+        <w:t xml:space="preserve">, равный </w:t>
+      </w:r>
+      <w:r>
+        <w:rPr>
+          <w:rFonts w:ascii="Courier New" w:hAnsi="Courier New" w:cs="Courier New"/>
+        </w:rPr>
+        <w:t>[1.0, 2.0, 3.0, 4.0]</w:t>
+      </w:r>
+      <w:r>
+        <w:t xml:space="preserve">, и </w:t>
+      </w:r>
+      <w:r>
+        <w:rPr>
+          <w:rFonts w:ascii="Courier New" w:hAnsi="Courier New" w:cs="Courier New"/>
+        </w:rPr>
+        <w:t>u_vec</w:t>
+      </w:r>
+      <w:r>
+        <w:t xml:space="preserve">, равный </w:t>
+      </w:r>
+      <w:r>
+        <w:rPr>
+          <w:rFonts w:ascii="Courier New" w:hAnsi="Courier New" w:cs="Courier New"/>
+        </w:rPr>
+        <w:t>[0.0, 5.0, 0.0, 0.0]</w:t>
+      </w:r>
+      <w:r>
+        <w:t xml:space="preserve">. Поскольку </w:t>
+      </w:r>
+      <w:r>
+        <w:rPr>
+          <w:rFonts w:ascii="Courier New" w:hAnsi="Courier New" w:cs="Courier New"/>
+        </w:rPr>
+        <w:t>u_vec</w:t>
+      </w:r>
+      <w:r>
+        <w:t xml:space="preserve"> перпендикулярен гиперплоскости x-z-w, отражение </w:t>
+      </w:r>
+      <w:r>
+        <w:rPr>
+          <w:rFonts w:ascii="Courier New" w:hAnsi="Courier New" w:cs="Courier New"/>
+        </w:rPr>
+        <w:t>x_vec</w:t>
+      </w:r>
+      <w:r>
+        <w:t xml:space="preserve"> можно определить визуально: </w:t>
+      </w:r>
+      <w:r>
+        <w:rPr>
+          <w:rFonts w:ascii="Courier New" w:hAnsi="Courier New" w:cs="Courier New"/>
+        </w:rPr>
+        <w:t>[1.0, −2.0, 3.0, 4.0]</w:t>
+      </w:r>
+      <w:r>
+        <w:t>.</w:t>
+      </w:r>
+    </w:p>
+    <w:p>
+      <w:pPr>
+        <w:jc w:val="both"/>
+      </w:pPr>
+      <w:r>
+        <w:t xml:space="preserve">При двукратном отражении вектора результатом будет сам вектор. То есть </w:t>
+      </w:r>
+      <w:r>
+        <w:rPr>
+          <w:b/>
+          <w:bCs/>
+        </w:rPr>
+        <w:t>P</w:t>
+      </w:r>
+      <w:r>
+        <w:t>(</w:t>
+      </w:r>
+      <w:r>
+        <w:rPr>
+          <w:b/>
+          <w:bCs/>
+        </w:rPr>
+        <w:t>Px</w:t>
+      </w:r>
+      <w:r>
+        <w:t xml:space="preserve">) = </w:t>
+      </w:r>
+      <w:r>
+        <w:rPr>
+          <w:b/>
+          <w:bCs/>
+        </w:rPr>
+        <w:t>x</w:t>
+      </w:r>
+      <w:r>
+        <w:t xml:space="preserve"> для всех </w:t>
+      </w:r>
+      <w:r>
+        <w:rPr>
+          <w:b/>
+          <w:bCs/>
+        </w:rPr>
+        <w:t>x</w:t>
+      </w:r>
+      <w:r>
+        <w:t>.</w:t>
+      </w:r>
+      <w:r>
+        <w:t xml:space="preserve"> То есть</w:t>
+      </w:r>
+      <w:r>
+        <w:t xml:space="preserve"> </w:t>
+      </w:r>
+      <w:r>
+        <w:rPr>
+          <w:b/>
+          <w:bCs/>
+        </w:rPr>
+        <w:t>P</w:t>
+      </w:r>
+      <w:r>
+        <w:t xml:space="preserve"> </w:t>
+      </w:r>
+      <w:r>
+        <w:t xml:space="preserve">= </w:t>
+      </w:r>
+      <w:r>
+        <w:rPr>
+          <w:b/>
+          <w:bCs/>
+        </w:rPr>
+        <w:t>P</w:t>
+      </w:r>
+      <w:r>
+        <w:rPr>
+          <w:vertAlign w:val="superscript"/>
+        </w:rPr>
+        <w:t>-1</w:t>
+      </w:r>
+      <w:r>
+        <w:t>.</w:t>
+      </w:r>
+    </w:p>
+    <w:p>
+      <w:pPr>
+        <w:jc w:val="both"/>
+      </w:pPr>
+      <w:r>
+        <w:t xml:space="preserve">Необходимо также затронуть еще один момент, касающийся преобразования Хаусхолдера. </w:t>
+      </w:r>
+      <w:r>
+        <w:t>Пусть</w:t>
+      </w:r>
+      <w:r>
+        <w:t xml:space="preserve"> </w:t>
+      </w:r>
+      <w:r>
+        <w:t>заданы</w:t>
+      </w:r>
+      <w:r>
+        <w:t xml:space="preserve"> </w:t>
+      </w:r>
+      <w:r>
+        <w:rPr>
+          <w:b/>
+          <w:bCs/>
+        </w:rPr>
+        <w:t>x</w:t>
+      </w:r>
+      <w:r>
+        <w:t xml:space="preserve"> и </w:t>
+      </w:r>
+      <w:r>
+        <w:rPr>
+          <w:b/>
+          <w:bCs/>
+        </w:rPr>
+        <w:t>x</w:t>
+      </w:r>
+      <w:r>
+        <w:t xml:space="preserve">′ и нужно найти вектор, направление которого совпадает с направлением вектора </w:t>
+      </w:r>
+      <w:r>
+        <w:rPr>
+          <w:b/>
+          <w:bCs/>
+        </w:rPr>
+        <w:t>u</w:t>
+      </w:r>
+      <w:r>
+        <w:t>.</w:t>
+      </w:r>
+      <w:r>
+        <w:t xml:space="preserve"> </w:t>
+      </w:r>
+      <w:r>
+        <w:t>Решение находится просто</w:t>
+      </w:r>
+      <w:r>
+        <w:t xml:space="preserve">: </w:t>
+      </w:r>
+      <w:r>
+        <w:rPr>
+          <w:b/>
+          <w:bCs/>
+        </w:rPr>
+        <w:t>u</w:t>
+      </w:r>
+      <w:r>
+        <w:t xml:space="preserve"> = </w:t>
+      </w:r>
+      <w:r>
+        <w:rPr>
+          <w:b/>
+          <w:bCs/>
+        </w:rPr>
+        <w:t>x</w:t>
+      </w:r>
+      <w:r>
+        <w:t xml:space="preserve"> – </w:t>
+      </w:r>
+      <w:r>
+        <w:rPr>
+          <w:b/>
+          <w:bCs/>
+        </w:rPr>
+        <w:t>x</w:t>
+      </w:r>
+      <w:r>
+        <w:t>′. На рис</w:t>
+      </w:r>
+      <w:r>
+        <w:t>.</w:t>
+      </w:r>
+      <w:r>
+        <w:t xml:space="preserve"> </w:t>
+      </w:r>
+      <w:r>
+        <w:t>5</w:t>
+      </w:r>
+      <w:r>
+        <w:t xml:space="preserve"> это представлено графически с использованием тех же векторов </w:t>
+      </w:r>
+      <w:r>
+        <w:rPr>
+          <w:b/>
+          <w:bCs/>
+        </w:rPr>
+        <w:t>x</w:t>
+      </w:r>
+      <w:r>
+        <w:t xml:space="preserve"> и </w:t>
+      </w:r>
+      <w:r>
+        <w:rPr>
+          <w:b/>
+          <w:bCs/>
+        </w:rPr>
+        <w:t>x</w:t>
+      </w:r>
+      <w:r>
+        <w:t>′, что и на предыдущ</w:t>
+      </w:r>
+      <w:r>
+        <w:t>ем</w:t>
+      </w:r>
+      <w:r>
+        <w:t xml:space="preserve"> рисунк</w:t>
+      </w:r>
+      <w:r>
+        <w:t>е</w:t>
+      </w:r>
+      <w:r>
+        <w:t>.</w:t>
+      </w:r>
+    </w:p>
+    <w:p>
+      <w:pPr>
+        <w:jc w:val="center"/>
+        <w:rPr>
+          <w:b/>
+          <w:bCs/>
+        </w:rPr>
+      </w:pPr>
+      <w:r>
+        <w:rPr>
+          <w:b/>
+          <w:bCs/>
+          <w:noProof/>
+        </w:rPr>
+        <w:drawing>
+          <wp:inline distT="0" distB="0" distL="0" distR="0" wp14:anchorId="3CBA4193" wp14:editId="20C4578E">
+            <wp:extent cx="1129543" cy="1303699"/>
+            <wp:effectExtent l="0" t="0" r="0" b="0"/>
+            <wp:docPr id="2" name="Рисунок 2"/>
+            <wp:cNvGraphicFramePr>
+              <a:graphicFrameLocks xmlns:a="http://schemas.openxmlformats.org/drawingml/2006/main" noChangeAspect="1"/>
+            </wp:cNvGraphicFramePr>
+            <a:graphic xmlns:a="http://schemas.openxmlformats.org/drawingml/2006/main">
+              <a:graphicData uri="http://schemas.openxmlformats.org/drawingml/2006/picture">
+                <pic:pic xmlns:pic="http://schemas.openxmlformats.org/drawingml/2006/picture">
+                  <pic:nvPicPr>
+                    <pic:cNvPr id="0" name="Picture 4"/>
+                    <pic:cNvPicPr>
+                      <a:picLocks noChangeAspect="1" noChangeArrowheads="1"/>
+                    </pic:cNvPicPr>
+                  </pic:nvPicPr>
+                  <pic:blipFill>
+                    <a:blip r:embed="rId22">
+                      <a:extLst>
+                        <a:ext uri="{28A0092B-C50C-407E-A947-70E740481C1C}">
+                          <a14:useLocalDpi xmlns:a14="http://schemas.microsoft.com/office/drawing/2010/main" val="0"/>
+                        </a:ext>
+                      </a:extLst>
+                    </a:blip>
+                    <a:srcRect/>
+                    <a:stretch>
+                      <a:fillRect/>
+                    </a:stretch>
+                  </pic:blipFill>
+                  <pic:spPr bwMode="auto">
+                    <a:xfrm>
+                      <a:off x="0" y="0"/>
+                      <a:ext cx="1138974" cy="1314584"/>
+                    </a:xfrm>
+                    <a:prstGeom prst="rect">
+                      <a:avLst/>
+                    </a:prstGeom>
+                    <a:noFill/>
+                    <a:ln>
+                      <a:noFill/>
+                    </a:ln>
+                  </pic:spPr>
+                </pic:pic>
+              </a:graphicData>
+            </a:graphic>
+          </wp:inline>
+        </w:drawing>
+      </w:r>
+    </w:p>
+    <w:p>
+      <w:pPr>
+        <w:jc w:val="center"/>
+      </w:pPr>
+      <w:r>
+        <w:rPr>
+          <w:b/>
+          <w:bCs/>
+        </w:rPr>
+        <w:t>Рис</w:t>
+      </w:r>
+      <w:r>
+        <w:rPr>
+          <w:b/>
+          <w:bCs/>
+        </w:rPr>
+        <w:t xml:space="preserve">. </w:t>
+      </w:r>
+      <w:r>
+        <w:rPr>
+          <w:b/>
+          <w:bCs/>
+          <w:lang w:val="en-US"/>
+        </w:rPr>
+        <w:t>5</w:t>
+      </w:r>
+      <w:r>
+        <w:rPr>
+          <w:b/>
+          <w:bCs/>
+        </w:rPr>
+        <w:t>.</w:t>
+      </w:r>
+      <w:r>
+        <w:rPr>
+          <w:rFonts w:cs="Frutiger LT Std 45 Light"/>
+          <w:b/>
+          <w:bCs/>
+          <w:color w:val="000000"/>
+          <w:sz w:val="18"/>
+          <w:szCs w:val="18"/>
+        </w:rPr>
+        <w:t xml:space="preserve"> </w:t>
+      </w:r>
+      <w:r>
+        <w:rPr>
+          <w:rFonts w:cs="Frutiger LT Std 45 Light"/>
+          <w:color w:val="000000"/>
+        </w:rPr>
+        <w:t xml:space="preserve">Нахождение вектора </w:t>
+      </w:r>
+      <w:r>
+        <w:rPr>
+          <w:rFonts w:cs="Frutiger LT Std 45 Light"/>
+          <w:b/>
+          <w:bCs/>
+          <w:color w:val="000000"/>
+          <w:lang w:val="en-US"/>
+        </w:rPr>
+        <w:t>u</w:t>
+      </w:r>
+      <w:r>
+        <w:rPr>
+          <w:rFonts w:cs="Frutiger LT Std 45 Light"/>
+          <w:color w:val="000000"/>
+        </w:rPr>
+        <w:t>.</w:t>
+      </w:r>
+    </w:p>
+    <w:p>
+      <w:pPr>
+        <w:jc w:val="both"/>
+        <w:rPr>
+          <w:b/>
+          <w:bCs/>
+        </w:rPr>
+      </w:pPr>
+    </w:p>
+    <w:p>
+      <w:pPr>
+        <w:pStyle w:val="1"/>
+      </w:pPr>
+      <w:r>
+        <w:rPr>
+          <w:lang w:val="en-US"/>
+        </w:rPr>
+        <w:t>QR</w:t>
+      </w:r>
+      <w:r>
+        <w:t>-разложение</w:t>
+      </w:r>
+    </w:p>
+    <w:p>
+      <w:pPr>
+        <w:jc w:val="both"/>
+      </w:pPr>
+      <w:r>
+        <w:t>В линейной алгебре распространенной задачей является разложение матрицы</w:t>
+      </w:r>
+      <w:r>
+        <w:t xml:space="preserve"> общего вида</w:t>
+      </w:r>
+      <w:r>
+        <w:t xml:space="preserve"> на более простые матрицы, которые легче анализировать. Это полезно при решении линейных систем, вычислении определителей или получении собственных значений. Один из популярных методов разложения матрицы на множители называется QR-разложением. Он </w:t>
+      </w:r>
+      <w:r>
+        <w:t>раскладывает</w:t>
+      </w:r>
+      <w:r>
+        <w:t xml:space="preserve"> квадратн</w:t>
+      </w:r>
+      <w:r>
+        <w:t>ую</w:t>
+      </w:r>
+      <w:r>
+        <w:t xml:space="preserve"> матриц</w:t>
+      </w:r>
+      <w:r>
+        <w:t>у</w:t>
+      </w:r>
+      <w:r>
+        <w:t xml:space="preserve"> </w:t>
       </w:r>
       <w:r>
         <w:rPr>
@@ -1178,43 +2897,1308 @@
         <w:t>A</w:t>
       </w:r>
       <w:r>
+        <w:t xml:space="preserve"> </w:t>
+      </w:r>
+      <w:r>
+        <w:t>на</w:t>
+      </w:r>
+      <w:r>
+        <w:t xml:space="preserve"> две матрицы: ортогональную матрицу </w:t>
+      </w:r>
+      <w:r>
+        <w:rPr>
+          <w:b/>
+          <w:bCs/>
+        </w:rPr>
+        <w:t>Q</w:t>
+      </w:r>
+      <w:r>
+        <w:t xml:space="preserve"> и верхнетреугольную матрицу </w:t>
+      </w:r>
+      <w:r>
+        <w:rPr>
+          <w:b/>
+          <w:bCs/>
+        </w:rPr>
+        <w:t>R</w:t>
+      </w:r>
+      <w:r>
+        <w:t>. Матрица является верхнетреугольной, если каждый элемент ниже главной диагонали равен нулю.</w:t>
+      </w:r>
+    </w:p>
+    <w:p>
+      <w:pPr>
+        <w:jc w:val="center"/>
+      </w:pPr>
+      <w:r>
+        <w:rPr>
+          <w:noProof/>
+        </w:rPr>
+        <w:drawing>
+          <wp:inline distT="0" distB="0" distL="0" distR="0" wp14:anchorId="0BF9F6C7" wp14:editId="6D8A7F47">
+            <wp:extent cx="3523150" cy="1307953"/>
+            <wp:effectExtent l="0" t="0" r="1270" b="6985"/>
+            <wp:docPr id="5" name="Рисунок 5"/>
+            <wp:cNvGraphicFramePr>
+              <a:graphicFrameLocks xmlns:a="http://schemas.openxmlformats.org/drawingml/2006/main" noChangeAspect="1"/>
+            </wp:cNvGraphicFramePr>
+            <a:graphic xmlns:a="http://schemas.openxmlformats.org/drawingml/2006/main">
+              <a:graphicData uri="http://schemas.openxmlformats.org/drawingml/2006/picture">
+                <pic:pic xmlns:pic="http://schemas.openxmlformats.org/drawingml/2006/picture">
+                  <pic:nvPicPr>
+                    <pic:cNvPr id="0" name="Picture 5"/>
+                    <pic:cNvPicPr>
+                      <a:picLocks noChangeAspect="1" noChangeArrowheads="1"/>
+                    </pic:cNvPicPr>
+                  </pic:nvPicPr>
+                  <pic:blipFill>
+                    <a:blip r:embed="rId23">
+                      <a:extLst>
+                        <a:ext uri="{28A0092B-C50C-407E-A947-70E740481C1C}">
+                          <a14:useLocalDpi xmlns:a14="http://schemas.microsoft.com/office/drawing/2010/main" val="0"/>
+                        </a:ext>
+                      </a:extLst>
+                    </a:blip>
+                    <a:srcRect/>
+                    <a:stretch>
+                      <a:fillRect/>
+                    </a:stretch>
+                  </pic:blipFill>
+                  <pic:spPr bwMode="auto">
+                    <a:xfrm>
+                      <a:off x="0" y="0"/>
+                      <a:ext cx="3539819" cy="1314141"/>
+                    </a:xfrm>
+                    <a:prstGeom prst="rect">
+                      <a:avLst/>
+                    </a:prstGeom>
+                    <a:noFill/>
+                    <a:ln>
+                      <a:noFill/>
+                    </a:ln>
+                  </pic:spPr>
+                </pic:pic>
+              </a:graphicData>
+            </a:graphic>
+          </wp:inline>
+        </w:drawing>
+      </w:r>
+    </w:p>
+    <w:p>
+      <w:pPr>
+        <w:jc w:val="center"/>
+      </w:pPr>
+      <w:r>
+        <w:rPr>
+          <w:b/>
+          <w:bCs/>
+        </w:rPr>
+        <w:t>Рис</w:t>
+      </w:r>
+      <w:r>
+        <w:rPr>
+          <w:b/>
+          <w:bCs/>
+        </w:rPr>
+        <w:t xml:space="preserve">. </w:t>
+      </w:r>
+      <w:r>
+        <w:rPr>
+          <w:b/>
+          <w:bCs/>
+          <w:lang w:val="en-US"/>
+        </w:rPr>
+        <w:t>6</w:t>
+      </w:r>
+      <w:r>
+        <w:rPr>
+          <w:b/>
+          <w:bCs/>
+        </w:rPr>
+        <w:t>.</w:t>
+      </w:r>
+      <w:r>
+        <w:rPr>
+          <w:rFonts w:cs="Frutiger LT Std 45 Light"/>
+          <w:b/>
+          <w:bCs/>
+          <w:color w:val="000000"/>
+          <w:sz w:val="18"/>
+          <w:szCs w:val="18"/>
+        </w:rPr>
+        <w:t xml:space="preserve"> </w:t>
+      </w:r>
+      <w:r>
+        <w:rPr>
+          <w:rFonts w:cs="Frutiger LT Std 45 Light"/>
+          <w:color w:val="000000"/>
+        </w:rPr>
+        <w:t xml:space="preserve">Вид столбцов матриц </w:t>
+      </w:r>
+      <w:r>
+        <w:rPr>
+          <w:rFonts w:cs="Frutiger LT Std 45 Light"/>
+          <w:b/>
+          <w:bCs/>
+          <w:color w:val="000000"/>
+          <w:lang w:val="en-US"/>
+        </w:rPr>
+        <w:t>A</w:t>
+      </w:r>
+      <w:r>
+        <w:rPr>
+          <w:rFonts w:cs="Frutiger LT Std 45 Light"/>
+          <w:color w:val="000000"/>
+        </w:rPr>
         <w:t xml:space="preserve"> и </w:t>
       </w:r>
       <w:r>
         <w:rPr>
-          <w:b/>
-          <w:bCs/>
-        </w:rPr>
-        <w:t>B</w:t>
-      </w:r>
-      <w:r>
-        <w:t xml:space="preserve">) и сохраняет результат в </w:t>
-      </w:r>
-      <w:r>
-        <w:rPr>
-          <w:b/>
-          <w:bCs/>
-        </w:rPr>
-        <w:t>C</w:t>
-      </w:r>
-      <w:r>
-        <w:t>. Для этого он</w:t>
+          <w:rFonts w:cs="Frutiger LT Std 45 Light"/>
+          <w:b/>
+          <w:bCs/>
+          <w:color w:val="000000"/>
+          <w:lang w:val="en-US"/>
+        </w:rPr>
+        <w:t>R</w:t>
+      </w:r>
+      <w:r>
+        <w:rPr>
+          <w:rFonts w:cs="Frutiger LT Std 45 Light"/>
+          <w:color w:val="000000"/>
+        </w:rPr>
+        <w:t>.</w:t>
+      </w:r>
+    </w:p>
+    <w:p>
+      <w:pPr>
+        <w:jc w:val="both"/>
+      </w:pPr>
+      <w:r>
+        <w:t xml:space="preserve">Один из наиболее эффективных методов преобразования квадратной матрицы, такой как </w:t>
+      </w:r>
+      <w:r>
+        <w:rPr>
+          <w:b/>
+          <w:bCs/>
+        </w:rPr>
+        <w:t>A</w:t>
+      </w:r>
+      <w:r>
+        <w:t xml:space="preserve">, в верхнетреугольную матрицу </w:t>
+      </w:r>
+      <w:r>
+        <w:rPr>
+          <w:b/>
+          <w:bCs/>
+        </w:rPr>
+        <w:t>R</w:t>
+      </w:r>
+      <w:r>
+        <w:t xml:space="preserve"> основан на преобразованиях Хаусхолдера. Этот метод вычисляет векторы </w:t>
+      </w:r>
+      <w:r>
+        <w:rPr>
+          <w:b/>
+          <w:bCs/>
+        </w:rPr>
+        <w:t>u</w:t>
+      </w:r>
+      <w:r>
+        <w:rPr>
+          <w:vertAlign w:val="subscript"/>
+        </w:rPr>
+        <w:t>k</w:t>
+      </w:r>
+      <w:r>
+        <w:t xml:space="preserve">, необходимые для преобразования столбцов матрицы </w:t>
+      </w:r>
+      <w:r>
+        <w:rPr>
+          <w:b/>
+          <w:bCs/>
+        </w:rPr>
+        <w:t>A</w:t>
+      </w:r>
+      <w:r>
+        <w:t xml:space="preserve"> в столбцы матрицы </w:t>
+      </w:r>
+      <w:r>
+        <w:rPr>
+          <w:b/>
+          <w:bCs/>
+        </w:rPr>
+        <w:t>R</w:t>
+      </w:r>
+      <w:r>
+        <w:t xml:space="preserve">. После получения векторов Хаусхолдера этот метод вычисляет соответствующие им матрицы Хаусхолдера и перемножает их. Полученная объединенная матрица — это </w:t>
+      </w:r>
+      <w:r>
+        <w:rPr>
+          <w:b/>
+          <w:bCs/>
+        </w:rPr>
+        <w:t>Q</w:t>
+      </w:r>
+      <w:r>
+        <w:t xml:space="preserve">. Шаги для нахождения </w:t>
+      </w:r>
+      <w:r>
+        <w:rPr>
+          <w:b/>
+          <w:bCs/>
+        </w:rPr>
+        <w:t>Q</w:t>
+      </w:r>
+      <w:r>
+        <w:t xml:space="preserve"> и </w:t>
+      </w:r>
+      <w:r>
+        <w:rPr>
+          <w:b/>
+          <w:bCs/>
+        </w:rPr>
+        <w:t>R</w:t>
+      </w:r>
+      <w:r>
+        <w:t xml:space="preserve"> можно представить следующим образом:</w:t>
+      </w:r>
+    </w:p>
+    <w:p>
+      <w:pPr>
+        <w:pStyle w:val="a3"/>
+        <w:numPr>
+          <w:ilvl w:val="0"/>
+          <w:numId w:val="31"/>
+        </w:numPr>
+        <w:jc w:val="both"/>
+      </w:pPr>
+      <w:r>
+        <w:t xml:space="preserve">Найти </w:t>
+      </w:r>
+      <w:r>
+        <w:rPr>
+          <w:b/>
+          <w:bCs/>
+        </w:rPr>
+        <w:t>u</w:t>
+      </w:r>
+      <w:r>
+        <w:rPr>
+          <w:vertAlign w:val="subscript"/>
+        </w:rPr>
+        <w:t>0</w:t>
+      </w:r>
+      <w:r>
+        <w:t xml:space="preserve">, вектор, отражающий </w:t>
+      </w:r>
+      <w:r>
+        <w:rPr>
+          <w:b/>
+          <w:bCs/>
+        </w:rPr>
+        <w:t>c</w:t>
+      </w:r>
+      <w:r>
+        <w:rPr>
+          <w:vertAlign w:val="subscript"/>
+        </w:rPr>
+        <w:t>0</w:t>
+      </w:r>
+      <w:r>
+        <w:t xml:space="preserve"> в </w:t>
+      </w:r>
+      <w:r>
+        <w:rPr>
+          <w:b/>
+          <w:bCs/>
+        </w:rPr>
+        <w:t>c</w:t>
+      </w:r>
+      <w:r>
+        <w:rPr>
+          <w:vertAlign w:val="subscript"/>
+        </w:rPr>
+        <w:t>0</w:t>
+      </w:r>
+      <w:r>
+        <w:t>′.</w:t>
+      </w:r>
+    </w:p>
+    <w:p>
+      <w:pPr>
+        <w:pStyle w:val="a3"/>
+        <w:numPr>
+          <w:ilvl w:val="0"/>
+          <w:numId w:val="31"/>
+        </w:numPr>
+        <w:jc w:val="both"/>
+      </w:pPr>
+      <w:r>
+        <w:t xml:space="preserve">Преобразовать каждый столбец матрицы </w:t>
+      </w:r>
+      <w:r>
+        <w:rPr>
+          <w:b/>
+          <w:bCs/>
+        </w:rPr>
+        <w:t>A</w:t>
+      </w:r>
+      <w:r>
+        <w:t xml:space="preserve"> с помощью отражения </w:t>
+      </w:r>
+      <w:r>
+        <w:rPr>
+          <w:b/>
+          <w:bCs/>
+        </w:rPr>
+        <w:t>u</w:t>
+      </w:r>
+      <w:r>
+        <w:rPr>
+          <w:vertAlign w:val="subscript"/>
+        </w:rPr>
+        <w:t>0</w:t>
+      </w:r>
+      <w:r>
+        <w:t>.</w:t>
+      </w:r>
+    </w:p>
+    <w:p>
+      <w:pPr>
+        <w:pStyle w:val="a3"/>
+        <w:numPr>
+          <w:ilvl w:val="0"/>
+          <w:numId w:val="31"/>
+        </w:numPr>
+        <w:jc w:val="both"/>
+      </w:pPr>
+      <w:r>
+        <w:t xml:space="preserve">Найти </w:t>
+      </w:r>
+      <w:r>
+        <w:rPr>
+          <w:b/>
+          <w:bCs/>
+        </w:rPr>
+        <w:t>u</w:t>
+      </w:r>
+      <w:r>
+        <w:rPr>
+          <w:vertAlign w:val="subscript"/>
+        </w:rPr>
+        <w:t>1</w:t>
+      </w:r>
+      <w:r>
+        <w:t xml:space="preserve">, вектор, отражающий </w:t>
+      </w:r>
+      <w:r>
+        <w:rPr>
+          <w:b/>
+          <w:bCs/>
+        </w:rPr>
+        <w:t>c</w:t>
+      </w:r>
+      <w:r>
+        <w:rPr>
+          <w:vertAlign w:val="subscript"/>
+        </w:rPr>
+        <w:t>1</w:t>
+      </w:r>
+      <w:r>
+        <w:t xml:space="preserve"> в </w:t>
+      </w:r>
+      <w:r>
+        <w:rPr>
+          <w:b/>
+          <w:bCs/>
+        </w:rPr>
+        <w:t>c</w:t>
+      </w:r>
+      <w:r>
+        <w:rPr>
+          <w:vertAlign w:val="subscript"/>
+        </w:rPr>
+        <w:t>1</w:t>
+      </w:r>
+      <w:r>
+        <w:t>′.</w:t>
+      </w:r>
+    </w:p>
+    <w:p>
+      <w:pPr>
+        <w:pStyle w:val="a3"/>
+        <w:numPr>
+          <w:ilvl w:val="0"/>
+          <w:numId w:val="31"/>
+        </w:numPr>
+        <w:jc w:val="both"/>
+      </w:pPr>
+      <w:r>
+        <w:t xml:space="preserve">Преобразовать каждый столбец матрицы </w:t>
+      </w:r>
+      <w:r>
+        <w:rPr>
+          <w:b/>
+          <w:bCs/>
+        </w:rPr>
+        <w:t>A</w:t>
+      </w:r>
+      <w:r>
+        <w:t xml:space="preserve"> с помощью отражения </w:t>
+      </w:r>
+      <w:r>
+        <w:rPr>
+          <w:b/>
+          <w:bCs/>
+        </w:rPr>
+        <w:t>u</w:t>
+      </w:r>
+      <w:r>
+        <w:rPr>
+          <w:vertAlign w:val="subscript"/>
+        </w:rPr>
+        <w:t>1</w:t>
+      </w:r>
+      <w:r>
+        <w:t>.</w:t>
+      </w:r>
+    </w:p>
+    <w:p>
+      <w:pPr>
+        <w:pStyle w:val="a3"/>
+        <w:numPr>
+          <w:ilvl w:val="0"/>
+          <w:numId w:val="31"/>
+        </w:numPr>
+        <w:jc w:val="both"/>
+      </w:pPr>
+      <w:r>
+        <w:t xml:space="preserve">Построить матрицу Хаусхолдера </w:t>
+      </w:r>
+      <w:r>
+        <w:rPr>
+          <w:b/>
+          <w:bCs/>
+        </w:rPr>
+        <w:t>P</w:t>
+      </w:r>
+      <w:r>
+        <w:rPr>
+          <w:vertAlign w:val="subscript"/>
+        </w:rPr>
+        <w:t>k</w:t>
+      </w:r>
+      <w:r>
+        <w:t xml:space="preserve"> для каждого вектора </w:t>
+      </w:r>
+      <w:r>
+        <w:rPr>
+          <w:b/>
+          <w:bCs/>
+        </w:rPr>
+        <w:t>u</w:t>
+      </w:r>
+      <w:r>
+        <w:rPr>
+          <w:vertAlign w:val="subscript"/>
+        </w:rPr>
+        <w:t>k</w:t>
+      </w:r>
+      <w:r>
+        <w:t>.</w:t>
+      </w:r>
+    </w:p>
+    <w:p>
+      <w:pPr>
+        <w:pStyle w:val="a3"/>
+        <w:numPr>
+          <w:ilvl w:val="0"/>
+          <w:numId w:val="31"/>
+        </w:numPr>
+        <w:jc w:val="both"/>
+      </w:pPr>
+      <w:r>
+        <w:t xml:space="preserve">Повторить шаги 3–5 для столбцов до </w:t>
+      </w:r>
+      <w:r>
+        <w:rPr>
+          <w:i/>
+          <w:iCs/>
+        </w:rPr>
+        <w:t>k</w:t>
+      </w:r>
+      <w:r>
+        <w:t>–1.</w:t>
+      </w:r>
+    </w:p>
+    <w:p>
+      <w:pPr>
+        <w:pStyle w:val="a3"/>
+        <w:numPr>
+          <w:ilvl w:val="0"/>
+          <w:numId w:val="31"/>
+        </w:numPr>
+        <w:jc w:val="both"/>
+      </w:pPr>
+      <w:r>
+        <w:t xml:space="preserve">Умножьте матрицы Хаусхолдера, чтобы получить матрицу </w:t>
+      </w:r>
+      <w:r>
+        <w:rPr>
+          <w:b/>
+          <w:bCs/>
+        </w:rPr>
+        <w:t>Q</w:t>
+      </w:r>
+      <w:r>
+        <w:t>.</w:t>
+      </w:r>
+    </w:p>
+    <w:p>
+      <w:pPr>
+        <w:pStyle w:val="2"/>
+      </w:pPr>
+      <w:r>
+        <w:t xml:space="preserve">Нахождение векторов Хаусхолдера и </w:t>
+      </w:r>
+      <w:r>
+        <w:rPr>
+          <w:b/>
+          <w:bCs/>
+        </w:rPr>
+        <w:t>R</w:t>
+      </w:r>
+    </w:p>
+    <w:p>
+      <w:pPr>
+        <w:jc w:val="both"/>
+      </w:pPr>
+      <w:r>
+        <w:t xml:space="preserve">Нам уже известно как найти вектор Хаусхолдера </w:t>
+      </w:r>
+      <w:r>
+        <w:rPr>
+          <w:b/>
+          <w:bCs/>
+        </w:rPr>
+        <w:t>u</w:t>
+      </w:r>
+      <w:r>
+        <w:t xml:space="preserve">, если известен вектор </w:t>
+      </w:r>
+      <w:r>
+        <w:rPr>
+          <w:b/>
+          <w:bCs/>
+        </w:rPr>
+        <w:t>x</w:t>
+      </w:r>
+      <w:r>
+        <w:t xml:space="preserve"> и его отражение </w:t>
+      </w:r>
+      <w:r>
+        <w:rPr>
+          <w:b/>
+          <w:bCs/>
+        </w:rPr>
+        <w:t>x</w:t>
+      </w:r>
+      <w:r>
+        <w:t xml:space="preserve">′. Мы можем использовать этот метод для определения векторов </w:t>
+      </w:r>
+      <w:r>
+        <w:rPr>
+          <w:b/>
+          <w:bCs/>
+        </w:rPr>
+        <w:t>u</w:t>
+      </w:r>
+      <w:r>
+        <w:rPr>
+          <w:vertAlign w:val="subscript"/>
+        </w:rPr>
+        <w:t>k</w:t>
+      </w:r>
+      <w:r>
+        <w:t xml:space="preserve">, которые преобразуют столбцы </w:t>
+      </w:r>
+      <w:r>
+        <w:rPr>
+          <w:b/>
+          <w:bCs/>
+        </w:rPr>
+        <w:t>c</w:t>
+      </w:r>
+      <w:r>
+        <w:rPr>
+          <w:vertAlign w:val="subscript"/>
+        </w:rPr>
+        <w:t>k</w:t>
+      </w:r>
+      <w:r>
+        <w:t xml:space="preserve"> на рис. </w:t>
+      </w:r>
+      <w:r>
+        <w:t>6</w:t>
+      </w:r>
+      <w:r>
+        <w:t xml:space="preserve"> в их отражения </w:t>
+      </w:r>
+      <w:r>
+        <w:rPr>
+          <w:b/>
+          <w:bCs/>
+        </w:rPr>
+        <w:t>c</w:t>
+      </w:r>
+      <w:r>
+        <w:rPr>
+          <w:vertAlign w:val="subscript"/>
+        </w:rPr>
+        <w:t>k</w:t>
+      </w:r>
+      <w:r>
+        <w:t xml:space="preserve">′. Но как определить значения ненулевых компонентов каждого </w:t>
+      </w:r>
+      <w:r>
+        <w:rPr>
+          <w:b/>
+          <w:bCs/>
+        </w:rPr>
+        <w:t>c</w:t>
+      </w:r>
+      <w:r>
+        <w:rPr>
+          <w:vertAlign w:val="subscript"/>
+        </w:rPr>
+        <w:t>k</w:t>
+      </w:r>
+      <w:r>
+        <w:t xml:space="preserve">′. Это несложно, если помнить, что, поскольку </w:t>
+      </w:r>
+      <w:r>
+        <w:rPr>
+          <w:b/>
+          <w:bCs/>
+        </w:rPr>
+        <w:t>x</w:t>
+      </w:r>
+      <w:r>
+        <w:t xml:space="preserve">′ является отражением </w:t>
+      </w:r>
+      <w:r>
+        <w:rPr>
+          <w:b/>
+          <w:bCs/>
+        </w:rPr>
+        <w:t>x</w:t>
+      </w:r>
+      <w:r>
+        <w:t>, то оба вектора должны иметь одинаковую длину.</w:t>
+      </w:r>
+    </w:p>
+    <w:p>
+      <w:pPr>
+        <w:jc w:val="both"/>
+      </w:pPr>
+      <w:r>
+        <w:t xml:space="preserve">Пусть матрица </w:t>
+      </w:r>
+      <w:r>
+        <w:rPr>
+          <w:b/>
+          <w:bCs/>
+        </w:rPr>
+        <w:t>A</w:t>
+      </w:r>
+      <w:r>
+        <w:t xml:space="preserve"> имеет три строки и три столбца. Требуется найти два вектора Хаусхолдера, </w:t>
+      </w:r>
+      <w:r>
+        <w:rPr>
+          <w:b/>
+          <w:bCs/>
+        </w:rPr>
+        <w:t>u</w:t>
+      </w:r>
+      <w:r>
+        <w:rPr>
+          <w:vertAlign w:val="subscript"/>
+        </w:rPr>
+        <w:t>0</w:t>
+      </w:r>
+      <w:r>
+        <w:t xml:space="preserve"> и </w:t>
+      </w:r>
+      <w:r>
+        <w:rPr>
+          <w:b/>
+          <w:bCs/>
+        </w:rPr>
+        <w:t>u</w:t>
+      </w:r>
+      <w:r>
+        <w:rPr>
+          <w:vertAlign w:val="subscript"/>
+        </w:rPr>
+        <w:t>1</w:t>
+      </w:r>
+      <w:r>
+        <w:t xml:space="preserve">, такие, что при использовании для отражения первых двух столбцов </w:t>
+      </w:r>
+      <w:r>
+        <w:rPr>
+          <w:b/>
+          <w:bCs/>
+        </w:rPr>
+        <w:t>A</w:t>
+      </w:r>
+      <w:r>
+        <w:t xml:space="preserve">, матрица </w:t>
+      </w:r>
+      <w:r>
+        <w:rPr>
+          <w:b/>
+          <w:bCs/>
+        </w:rPr>
+        <w:t>A</w:t>
+      </w:r>
+      <w:r>
+        <w:t xml:space="preserve"> станет верхнетреугольной.</w:t>
+      </w:r>
+    </w:p>
+    <w:p>
+      <w:pPr>
+        <w:pStyle w:val="MTDisplayEquation"/>
+      </w:pPr>
+      <w:r>
+        <w:tab/>
+      </w:r>
+      <w:r>
+        <w:rPr>
+          <w:position w:val="-56"/>
+        </w:rPr>
+        <w:object w:dxaOrig="2480" w:dyaOrig="1260" w14:anchorId="7F4119EF">
+          <v:shape id="_x0000_i1028" type="#_x0000_t75" style="width:124pt;height:63.25pt" o:ole="">
+            <v:imagedata r:id="rId24" o:title=""/>
+          </v:shape>
+          <o:OLEObject Type="Embed" ProgID="Equation.DSMT4" ShapeID="_x0000_i1028" DrawAspect="Content" ObjectID="_1835722195" r:id="rId25"/>
+        </w:object>
+      </w:r>
+    </w:p>
+    <w:p>
+      <w:pPr>
+        <w:jc w:val="both"/>
+      </w:pPr>
+      <w:r>
+        <w:lastRenderedPageBreak/>
+        <w:t xml:space="preserve">Начнем с самого левого вектор-столбца, который </w:t>
+      </w:r>
+      <w:r>
+        <w:t>обозначим</w:t>
+      </w:r>
+      <w:r>
+        <w:t xml:space="preserve"> </w:t>
+      </w:r>
+      <w:r>
+        <w:rPr>
+          <w:b/>
+          <w:bCs/>
+        </w:rPr>
+        <w:t>c</w:t>
+      </w:r>
+      <w:r>
+        <w:rPr>
+          <w:vertAlign w:val="subscript"/>
+        </w:rPr>
+        <w:t>0</w:t>
+      </w:r>
+      <w:r>
+        <w:t xml:space="preserve">. </w:t>
+      </w:r>
+      <w:r>
+        <w:t>Требуется</w:t>
+      </w:r>
+      <w:r>
+        <w:t>, чтобы отражен</w:t>
+      </w:r>
+      <w:r>
+        <w:t>ный вектор</w:t>
+      </w:r>
+      <w:r>
+        <w:t xml:space="preserve"> </w:t>
+      </w:r>
+      <w:r>
+        <w:rPr>
+          <w:b/>
+          <w:bCs/>
+        </w:rPr>
+        <w:t>c</w:t>
+      </w:r>
+      <w:r>
+        <w:rPr>
+          <w:vertAlign w:val="subscript"/>
+        </w:rPr>
+        <w:t>0</w:t>
+      </w:r>
+      <w:r>
+        <w:t xml:space="preserve">′ имел один ненулевой элемент сверху и два нулевых элемента снизу. Чтобы </w:t>
+      </w:r>
+      <w:r>
+        <w:t>вектора</w:t>
+      </w:r>
+      <w:r>
+        <w:t xml:space="preserve"> </w:t>
+      </w:r>
+      <w:r>
+        <w:rPr>
+          <w:b/>
+          <w:bCs/>
+        </w:rPr>
+        <w:t>c</w:t>
+      </w:r>
+      <w:r>
+        <w:rPr>
+          <w:vertAlign w:val="subscript"/>
+        </w:rPr>
+        <w:t>0</w:t>
+      </w:r>
+      <w:r>
+        <w:t xml:space="preserve"> и </w:t>
+      </w:r>
+      <w:r>
+        <w:rPr>
+          <w:b/>
+          <w:bCs/>
+        </w:rPr>
+        <w:t>c</w:t>
+      </w:r>
+      <w:r>
+        <w:rPr>
+          <w:vertAlign w:val="subscript"/>
+        </w:rPr>
+        <w:t>0</w:t>
+      </w:r>
+      <w:r>
+        <w:t>′ име</w:t>
+      </w:r>
+      <w:r>
+        <w:t>ли</w:t>
+      </w:r>
+      <w:r>
+        <w:t xml:space="preserve"> одинаковую длину, приравняем ненулевой элемент </w:t>
+      </w:r>
+      <w:r>
+        <w:rPr>
+          <w:b/>
+          <w:bCs/>
+        </w:rPr>
+        <w:t>c</w:t>
+      </w:r>
+      <w:r>
+        <w:rPr>
+          <w:vertAlign w:val="subscript"/>
+        </w:rPr>
+        <w:t>0</w:t>
+      </w:r>
+      <w:r>
+        <w:t xml:space="preserve">′ к длине </w:t>
+      </w:r>
+      <w:r>
+        <w:rPr>
+          <w:b/>
+          <w:bCs/>
+        </w:rPr>
+        <w:t>c</w:t>
+      </w:r>
+      <w:r>
+        <w:rPr>
+          <w:vertAlign w:val="subscript"/>
+        </w:rPr>
+        <w:t>0</w:t>
+      </w:r>
+      <w:r>
+        <w:t>. Затем мож</w:t>
+      </w:r>
+      <w:r>
+        <w:t>но</w:t>
+      </w:r>
+      <w:r>
+        <w:t xml:space="preserve"> найти </w:t>
+      </w:r>
+      <w:r>
+        <w:rPr>
+          <w:b/>
+          <w:bCs/>
+        </w:rPr>
+        <w:t>u</w:t>
+      </w:r>
+      <w:r>
+        <w:rPr>
+          <w:vertAlign w:val="subscript"/>
+        </w:rPr>
+        <w:t>0</w:t>
+      </w:r>
+      <w:r>
+        <w:t xml:space="preserve">, вычитая </w:t>
+      </w:r>
+      <w:r>
+        <w:rPr>
+          <w:b/>
+          <w:bCs/>
+        </w:rPr>
+        <w:t>c</w:t>
+      </w:r>
+      <w:r>
+        <w:rPr>
+          <w:vertAlign w:val="subscript"/>
+        </w:rPr>
+        <w:t>0</w:t>
+      </w:r>
+      <w:r>
+        <w:t xml:space="preserve">′ из </w:t>
+      </w:r>
+      <w:r>
+        <w:rPr>
+          <w:b/>
+          <w:bCs/>
+        </w:rPr>
+        <w:t>c</w:t>
+      </w:r>
+      <w:r>
+        <w:rPr>
+          <w:vertAlign w:val="subscript"/>
+        </w:rPr>
+        <w:t>0</w:t>
+      </w:r>
+      <w:r>
+        <w:t>. Это задается следующим образом:</w:t>
+      </w:r>
+    </w:p>
+    <w:p>
+      <w:pPr>
+        <w:pStyle w:val="MTDisplayEquation"/>
+      </w:pPr>
+      <w:r>
+        <w:tab/>
+      </w:r>
+      <w:r>
+        <w:rPr>
+          <w:position w:val="-124"/>
+        </w:rPr>
+        <w:object w:dxaOrig="3519" w:dyaOrig="2620" w14:anchorId="68C58ABA">
+          <v:shape id="_x0000_i1029" type="#_x0000_t75" style="width:176.05pt;height:131.1pt" o:ole="">
+            <v:imagedata r:id="rId26" o:title=""/>
+          </v:shape>
+          <o:OLEObject Type="Embed" ProgID="Equation.DSMT4" ShapeID="_x0000_i1029" DrawAspect="Content" ObjectID="_1835722196" r:id="rId27"/>
+        </w:object>
+      </w:r>
+    </w:p>
+    <w:p>
+      <w:pPr>
+        <w:jc w:val="both"/>
+      </w:pPr>
+      <w:r>
+        <w:t xml:space="preserve">Теперь, когда у нас есть </w:t>
+      </w:r>
+      <w:r>
+        <w:rPr>
+          <w:b/>
+          <w:bCs/>
+          <w:lang w:val="en-US"/>
+        </w:rPr>
+        <w:t>u</w:t>
+      </w:r>
+      <w:r>
+        <w:rPr>
+          <w:vertAlign w:val="subscript"/>
+        </w:rPr>
+        <w:t>0</w:t>
+      </w:r>
+      <w:r>
+        <w:t xml:space="preserve">, нам нужно преобразовать каждый столбец матрицы </w:t>
+      </w:r>
+      <w:r>
+        <w:rPr>
+          <w:b/>
+          <w:bCs/>
+          <w:lang w:val="en-US"/>
+        </w:rPr>
+        <w:t>A</w:t>
+      </w:r>
+      <w:r>
+        <w:t xml:space="preserve"> в соответствии с отражением, соответствующим </w:t>
+      </w:r>
+      <w:r>
+        <w:rPr>
+          <w:b/>
+          <w:bCs/>
+          <w:lang w:val="en-US"/>
+        </w:rPr>
+        <w:t>u</w:t>
+      </w:r>
+      <w:r>
+        <w:rPr>
+          <w:vertAlign w:val="subscript"/>
+        </w:rPr>
+        <w:t>0</w:t>
+      </w:r>
+      <w:r>
+        <w:t xml:space="preserve">. </w:t>
+      </w:r>
+      <w:r>
+        <w:t>Эт</w:t>
+      </w:r>
+      <w:r>
+        <w:t>и</w:t>
+      </w:r>
+      <w:r>
+        <w:t xml:space="preserve"> преобразовани</w:t>
+      </w:r>
+      <w:r>
+        <w:t>я</w:t>
+      </w:r>
+      <w:r>
+        <w:t xml:space="preserve"> выполня</w:t>
+      </w:r>
+      <w:r>
+        <w:t>ю</w:t>
+      </w:r>
+      <w:r>
+        <w:t xml:space="preserve">тся при помощи </w:t>
+      </w:r>
+      <w:r>
+        <w:t>соотношения</w:t>
+      </w:r>
+      <w:r>
+        <w:t xml:space="preserve"> (1). В результате этого преобразования получае</w:t>
+      </w:r>
+      <w:r>
+        <w:t>тся</w:t>
+      </w:r>
+      <w:r>
+        <w:t xml:space="preserve"> нов</w:t>
+      </w:r>
+      <w:r>
+        <w:t>ая</w:t>
+      </w:r>
+      <w:r>
+        <w:t xml:space="preserve"> матриц</w:t>
       </w:r>
       <w:r>
         <w:t>а</w:t>
       </w:r>
       <w:r>
-        <w:t xml:space="preserve"> запускает два вычислительных шейдера: один, который транспонирует матрицу </w:t>
-      </w:r>
-      <w:r>
-        <w:rPr>
-          <w:b/>
-          <w:bCs/>
-        </w:rPr>
-        <w:t>B</w:t>
-      </w:r>
-      <w:r>
-        <w:t xml:space="preserve">, и другой, который перемножает матрицы </w:t>
+        <w:t xml:space="preserve"> </w:t>
+      </w:r>
+      <w:r>
+        <w:rPr>
+          <w:b/>
+          <w:bCs/>
+        </w:rPr>
+        <w:t>А</w:t>
+      </w:r>
+      <w:r>
+        <w:t>:</w:t>
+      </w:r>
+    </w:p>
+    <w:p>
+      <w:pPr>
+        <w:pStyle w:val="MTDisplayEquation"/>
+      </w:pPr>
+      <w:r>
+        <w:tab/>
+      </w:r>
+      <w:r>
+        <w:rPr>
+          <w:position w:val="-56"/>
+        </w:rPr>
+        <w:object w:dxaOrig="2140" w:dyaOrig="1260" w14:anchorId="6C11C988">
+          <v:shape id="_x0000_i1030" type="#_x0000_t75" style="width:106.95pt;height:63.25pt" o:ole="">
+            <v:imagedata r:id="rId28" o:title=""/>
+          </v:shape>
+          <o:OLEObject Type="Embed" ProgID="Equation.DSMT4" ShapeID="_x0000_i1030" DrawAspect="Content" ObjectID="_1835722197" r:id="rId29"/>
+        </w:object>
+      </w:r>
+    </w:p>
+    <w:p>
+      <w:r>
+        <w:t>Далее</w:t>
+      </w:r>
+      <w:r>
+        <w:t xml:space="preserve"> нужно преобразовать второй столбец, </w:t>
+      </w:r>
+      <w:r>
+        <w:rPr>
+          <w:b/>
+          <w:bCs/>
+        </w:rPr>
+        <w:t>c</w:t>
+      </w:r>
+      <w:r>
+        <w:rPr>
+          <w:vertAlign w:val="subscript"/>
+        </w:rPr>
+        <w:t>1</w:t>
+      </w:r>
+      <w:r>
+        <w:t xml:space="preserve">, так, чтобы его нижний элемент был равен нулю. </w:t>
+      </w:r>
+      <w:r>
+        <w:t>Э</w:t>
+      </w:r>
+      <w:r>
+        <w:t>то мож</w:t>
+      </w:r>
+      <w:r>
+        <w:t>но</w:t>
+      </w:r>
+      <w:r>
+        <w:t xml:space="preserve"> сделать, приравняв первый </w:t>
+      </w:r>
+      <w:r>
+        <w:t>компонент вектора</w:t>
+      </w:r>
+      <w:r>
+        <w:t xml:space="preserve">, </w:t>
+      </w:r>
+      <w:r>
+        <w:rPr>
+          <w:b/>
+          <w:bCs/>
+        </w:rPr>
+        <w:t>c</w:t>
+      </w:r>
+      <w:r>
+        <w:rPr>
+          <w:b/>
+          <w:bCs/>
+          <w:vertAlign w:val="subscript"/>
+        </w:rPr>
+        <w:t>1</w:t>
+      </w:r>
+      <w:r>
+        <w:t xml:space="preserve">′, к первому </w:t>
+      </w:r>
+      <w:r>
+        <w:t>компоненту</w:t>
+      </w:r>
+      <w:r>
+        <w:t xml:space="preserve"> </w:t>
+      </w:r>
+      <w:r>
+        <w:rPr>
+          <w:b/>
+          <w:bCs/>
+        </w:rPr>
+        <w:t>c</w:t>
+      </w:r>
+      <w:r>
+        <w:rPr>
+          <w:vertAlign w:val="subscript"/>
+        </w:rPr>
+        <w:t>1</w:t>
+      </w:r>
+      <w:r>
+        <w:t>. Затем, чтобы |</w:t>
+      </w:r>
+      <w:r>
+        <w:rPr>
+          <w:b/>
+          <w:bCs/>
+        </w:rPr>
+        <w:t>c</w:t>
+      </w:r>
+      <w:r>
+        <w:rPr>
+          <w:vertAlign w:val="subscript"/>
+        </w:rPr>
+        <w:t>1</w:t>
+      </w:r>
+      <w:r>
+        <w:t>′| = |</w:t>
+      </w:r>
+      <w:r>
+        <w:rPr>
+          <w:b/>
+          <w:bCs/>
+        </w:rPr>
+        <w:t>c</w:t>
+      </w:r>
+      <w:r>
+        <w:rPr>
+          <w:vertAlign w:val="subscript"/>
+        </w:rPr>
+        <w:t>1</w:t>
+      </w:r>
+      <w:r>
+        <w:t xml:space="preserve">|, </w:t>
+      </w:r>
+      <w:r>
+        <w:t xml:space="preserve">требуется </w:t>
+      </w:r>
+      <w:r>
+        <w:t xml:space="preserve">приравнять второй элемент </w:t>
+      </w:r>
+      <w:r>
+        <w:rPr>
+          <w:b/>
+          <w:bCs/>
+        </w:rPr>
+        <w:t>c</w:t>
+      </w:r>
+      <w:r>
+        <w:rPr>
+          <w:vertAlign w:val="subscript"/>
+        </w:rPr>
+        <w:t>1</w:t>
+      </w:r>
+      <w:r>
+        <w:t xml:space="preserve">′ к длине подвектора, содержащего два нижних элемента </w:t>
+      </w:r>
+      <w:r>
+        <w:rPr>
+          <w:b/>
+          <w:bCs/>
+        </w:rPr>
+        <w:t>c</w:t>
+      </w:r>
+      <w:r>
+        <w:rPr>
+          <w:vertAlign w:val="subscript"/>
+        </w:rPr>
+        <w:t>1</w:t>
+      </w:r>
+      <w:r>
+        <w:t>.</w:t>
+      </w:r>
+    </w:p>
+    <w:p>
+      <w:pPr>
+        <w:pStyle w:val="MTDisplayEquation"/>
+      </w:pPr>
+      <w:r>
+        <w:tab/>
+      </w:r>
+      <w:r>
+        <w:rPr>
+          <w:position w:val="-132"/>
+        </w:rPr>
+        <w:object w:dxaOrig="3300" w:dyaOrig="2780" w14:anchorId="64EEA230">
+          <v:shape id="_x0000_i1031" type="#_x0000_t75" style="width:164.8pt;height:139pt" o:ole="">
+            <v:imagedata r:id="rId30" o:title=""/>
+          </v:shape>
+          <o:OLEObject Type="Embed" ProgID="Equation.DSMT4" ShapeID="_x0000_i1031" DrawAspect="Content" ObjectID="_1835722198" r:id="rId31"/>
+        </w:object>
+      </w:r>
+    </w:p>
+    <w:p>
+      <w:r>
+        <w:t>Далее требуется снова</w:t>
+      </w:r>
+      <w:r>
+        <w:t xml:space="preserve"> преобразовать каждый столбец матрицы </w:t>
       </w:r>
       <w:r>
         <w:rPr>
@@ -1224,6 +4208,131 @@
         <w:t>A</w:t>
       </w:r>
       <w:r>
+        <w:t xml:space="preserve"> в соответствии с новым отражением, определ</w:t>
+      </w:r>
+      <w:r>
+        <w:t>яемым</w:t>
+      </w:r>
+      <w:r>
+        <w:t xml:space="preserve"> </w:t>
+      </w:r>
+      <w:r>
+        <w:t>вектором</w:t>
+      </w:r>
+      <w:r>
+        <w:t xml:space="preserve"> </w:t>
+      </w:r>
+      <w:r>
+        <w:rPr>
+          <w:b/>
+          <w:bCs/>
+        </w:rPr>
+        <w:t>u</w:t>
+      </w:r>
+      <w:r>
+        <w:rPr>
+          <w:vertAlign w:val="subscript"/>
+        </w:rPr>
+        <w:t>1</w:t>
+      </w:r>
+      <w:r>
+        <w:t>. В результате мы получаем следующую матрицу:</w:t>
+      </w:r>
+    </w:p>
+    <w:p>
+      <w:pPr>
+        <w:pStyle w:val="MTDisplayEquation"/>
+      </w:pPr>
+      <w:r>
+        <w:tab/>
+      </w:r>
+      <w:r>
+        <w:rPr>
+          <w:position w:val="-56"/>
+        </w:rPr>
+        <w:object w:dxaOrig="2620" w:dyaOrig="1260" w14:anchorId="6D7B3CC7">
+          <v:shape id="_x0000_i1032" type="#_x0000_t75" style="width:131.1pt;height:63.25pt" o:ole="">
+            <v:imagedata r:id="rId32" o:title=""/>
+          </v:shape>
+          <o:OLEObject Type="Embed" ProgID="Equation.DSMT4" ShapeID="_x0000_i1032" DrawAspect="Content" ObjectID="_1835722199" r:id="rId33"/>
+        </w:object>
+      </w:r>
+    </w:p>
+    <w:p>
+      <w:r>
+        <w:t xml:space="preserve">Важно отметить, что преобразование </w:t>
+      </w:r>
+      <w:r>
+        <w:rPr>
+          <w:b/>
+          <w:bCs/>
+        </w:rPr>
+        <w:t>c</w:t>
+      </w:r>
+      <w:r>
+        <w:rPr>
+          <w:vertAlign w:val="subscript"/>
+        </w:rPr>
+        <w:t>0</w:t>
+      </w:r>
+      <w:r>
+        <w:t>′</w:t>
+      </w:r>
+      <w:r>
+        <w:t xml:space="preserve"> с помощью отражения, соответствующего </w:t>
+      </w:r>
+      <w:r>
+        <w:rPr>
+          <w:b/>
+          <w:bCs/>
+        </w:rPr>
+        <w:t>u</w:t>
+      </w:r>
+      <w:r>
+        <w:rPr>
+          <w:vertAlign w:val="subscript"/>
+        </w:rPr>
+        <w:t>1</w:t>
+      </w:r>
+      <w:r>
+        <w:t xml:space="preserve">, оставляет </w:t>
+      </w:r>
+      <w:r>
+        <w:rPr>
+          <w:b/>
+          <w:bCs/>
+        </w:rPr>
+        <w:t>c</w:t>
+      </w:r>
+      <w:r>
+        <w:rPr>
+          <w:vertAlign w:val="subscript"/>
+        </w:rPr>
+        <w:t>0</w:t>
+      </w:r>
+      <w:r>
+        <w:t>′</w:t>
+      </w:r>
+      <w:r>
+        <w:t xml:space="preserve"> неизменным. Это происходит потому, что скалярное произведение </w:t>
+      </w:r>
+      <w:r>
+        <w:rPr>
+          <w:b/>
+          <w:bCs/>
+        </w:rPr>
+        <w:t>c</w:t>
+      </w:r>
+      <w:r>
+        <w:rPr>
+          <w:vertAlign w:val="subscript"/>
+        </w:rPr>
+        <w:t>0</w:t>
+      </w:r>
+      <w:r>
+        <w:t>′</w:t>
+      </w:r>
+      <w:r>
         <w:t xml:space="preserve"> и </w:t>
       </w:r>
       <w:r>
@@ -1231,28 +4340,78 @@
           <w:b/>
           <w:bCs/>
         </w:rPr>
-        <w:t>B</w:t>
+        <w:t>u</w:t>
+      </w:r>
+      <w:r>
+        <w:rPr>
+          <w:vertAlign w:val="subscript"/>
+        </w:rPr>
+        <w:t>1</w:t>
+      </w:r>
+      <w:r>
+        <w:t xml:space="preserve"> равно нулю. </w:t>
+      </w:r>
+      <w:r>
+        <w:t>Если</w:t>
+      </w:r>
+      <w:r>
+        <w:t xml:space="preserve"> скалярное произведение равно нулю, </w:t>
+      </w:r>
+      <w:r>
+        <w:t xml:space="preserve">то </w:t>
+      </w:r>
+      <w:r>
+        <w:t xml:space="preserve">отражение возвращает исходный вектор. Это означает, </w:t>
+      </w:r>
+      <w:r>
+        <w:lastRenderedPageBreak/>
+        <w:t xml:space="preserve">что нам не нужно преобразовывать столбцы, которые уже были преобразованы — после вычисления вектора Хаусхолдера </w:t>
+      </w:r>
+      <w:r>
+        <w:rPr>
+          <w:b/>
+          <w:bCs/>
+        </w:rPr>
+        <w:t>u</w:t>
+      </w:r>
+      <w:r>
+        <w:rPr>
+          <w:vertAlign w:val="subscript"/>
+        </w:rPr>
+        <w:t>k</w:t>
+      </w:r>
+      <w:r>
+        <w:t xml:space="preserve"> нам нужно найти только отражения для столбцов </w:t>
+      </w:r>
+      <w:r>
+        <w:rPr>
+          <w:b/>
+          <w:bCs/>
+        </w:rPr>
+        <w:t>c</w:t>
+      </w:r>
+      <w:r>
+        <w:rPr>
+          <w:vertAlign w:val="subscript"/>
+        </w:rPr>
+        <w:t>k</w:t>
+      </w:r>
+      <w:r>
+        <w:t xml:space="preserve"> и </w:t>
+      </w:r>
+      <w:r>
+        <w:t>далее</w:t>
       </w:r>
       <w:r>
         <w:t>.</w:t>
       </w:r>
     </w:p>
     <w:p>
-      <w:pPr>
-        <w:jc w:val="both"/>
-      </w:pPr>
-      <w:r>
-        <w:t xml:space="preserve">Каждый вызов отвечает за установку значения в матрице </w:t>
-      </w:r>
-      <w:r>
-        <w:rPr>
-          <w:b/>
-          <w:bCs/>
-        </w:rPr>
-        <w:t>C</w:t>
-      </w:r>
-      <w:r>
-        <w:t xml:space="preserve">. Для вычисления этого значения он считывает векторы из матриц </w:t>
+      <w:r>
+        <w:t>В итоге</w:t>
+      </w:r>
+      <w:r>
+        <w:t xml:space="preserve"> матрица </w:t>
       </w:r>
       <w:r>
         <w:rPr>
@@ -1262,21 +4421,1174 @@
         <w:t>A</w:t>
       </w:r>
       <w:r>
+        <w:t xml:space="preserve"> становится верхнетреугольной</w:t>
+      </w:r>
+      <w:r>
+        <w:t xml:space="preserve"> и обозначается </w:t>
+      </w:r>
+      <w:r>
+        <w:rPr>
+          <w:b/>
+          <w:bCs/>
+        </w:rPr>
+        <w:t>R</w:t>
+      </w:r>
+      <w:r>
+        <w:t>.</w:t>
+      </w:r>
+      <w:r>
+        <w:t xml:space="preserve"> </w:t>
+      </w:r>
+      <w:r>
+        <w:t xml:space="preserve">Далее рассмотрим, как </w:t>
+      </w:r>
+      <w:r>
+        <w:t>рассчитывается</w:t>
+      </w:r>
+      <w:r>
+        <w:t xml:space="preserve"> матриц</w:t>
+      </w:r>
+      <w:r>
+        <w:t>а</w:t>
+      </w:r>
+      <w:r>
+        <w:t xml:space="preserve"> </w:t>
+      </w:r>
+      <w:r>
+        <w:rPr>
+          <w:b/>
+          <w:bCs/>
+        </w:rPr>
+        <w:t>Q</w:t>
+      </w:r>
+      <w:r>
+        <w:t>.</w:t>
+      </w:r>
+    </w:p>
+    <w:p>
+      <w:pPr>
+        <w:pStyle w:val="2"/>
+      </w:pPr>
+      <w:r>
+        <w:t xml:space="preserve">Нахождение матрицы </w:t>
+      </w:r>
+      <w:r>
+        <w:rPr>
+          <w:b/>
+          <w:bCs/>
+          <w:lang w:val="en-US"/>
+        </w:rPr>
+        <w:t>Q</w:t>
+      </w:r>
+    </w:p>
+    <w:p>
+      <w:r>
+        <w:t>После</w:t>
+      </w:r>
+      <w:r>
+        <w:t xml:space="preserve"> преобраз</w:t>
+      </w:r>
+      <w:r>
+        <w:t>ования</w:t>
+      </w:r>
+      <w:r>
+        <w:t xml:space="preserve"> </w:t>
+      </w:r>
+      <w:r>
+        <w:rPr>
+          <w:b/>
+          <w:bCs/>
+          <w:lang w:val="en-US"/>
+        </w:rPr>
+        <w:t>A</w:t>
+      </w:r>
+      <w:r>
+        <w:t xml:space="preserve"> в </w:t>
+      </w:r>
+      <w:r>
+        <w:rPr>
+          <w:b/>
+          <w:bCs/>
+          <w:lang w:val="en-US"/>
+        </w:rPr>
+        <w:t>R</w:t>
+      </w:r>
+      <w:r>
+        <w:t xml:space="preserve">, </w:t>
+      </w:r>
+      <w:r>
+        <w:t>требуется</w:t>
+      </w:r>
+      <w:r>
+        <w:t xml:space="preserve"> найти матрицу </w:t>
+      </w:r>
+      <w:r>
+        <w:rPr>
+          <w:b/>
+          <w:bCs/>
+          <w:lang w:val="en-US"/>
+        </w:rPr>
+        <w:t>Q</w:t>
+      </w:r>
+      <w:r>
+        <w:t xml:space="preserve"> </w:t>
+      </w:r>
+      <w:r>
+        <w:t xml:space="preserve">такую, что </w:t>
+      </w:r>
+      <w:r>
+        <w:rPr>
+          <w:b/>
+          <w:bCs/>
+          <w:lang w:val="en-US"/>
+        </w:rPr>
+        <w:t>Q</w:t>
+      </w:r>
+      <w:r>
+        <w:rPr>
+          <w:vertAlign w:val="superscript"/>
+        </w:rPr>
+        <w:t>−1</w:t>
+      </w:r>
+      <w:r>
+        <w:rPr>
+          <w:b/>
+          <w:bCs/>
+          <w:lang w:val="en-US"/>
+        </w:rPr>
+        <w:t>A</w:t>
+      </w:r>
+      <w:r>
+        <w:t xml:space="preserve"> = </w:t>
+      </w:r>
+      <w:r>
+        <w:rPr>
+          <w:b/>
+          <w:bCs/>
+          <w:lang w:val="en-US"/>
+        </w:rPr>
+        <w:t>R</w:t>
+      </w:r>
+      <w:r>
+        <w:t xml:space="preserve">, или </w:t>
+      </w:r>
+      <w:r>
+        <w:rPr>
+          <w:b/>
+          <w:bCs/>
+          <w:lang w:val="en-US"/>
+        </w:rPr>
+        <w:t>A</w:t>
+      </w:r>
+      <w:r>
+        <w:t xml:space="preserve"> = </w:t>
+      </w:r>
+      <w:r>
+        <w:rPr>
+          <w:b/>
+          <w:bCs/>
+          <w:lang w:val="en-US"/>
+        </w:rPr>
+        <w:t>QR</w:t>
+      </w:r>
+      <w:r>
+        <w:t xml:space="preserve">. </w:t>
+      </w:r>
+      <w:r>
+        <w:t>Если</w:t>
+      </w:r>
+      <w:r>
+        <w:t xml:space="preserve"> </w:t>
+      </w:r>
+      <w:r>
+        <w:rPr>
+          <w:b/>
+          <w:bCs/>
+          <w:lang w:val="en-US"/>
+        </w:rPr>
+        <w:t>R</w:t>
+      </w:r>
+      <w:r>
+        <w:t> = </w:t>
+      </w:r>
+      <w:r>
+        <w:rPr>
+          <w:b/>
+          <w:bCs/>
+          <w:lang w:val="en-US"/>
+        </w:rPr>
+        <w:t>P</w:t>
+      </w:r>
+      <w:r>
+        <w:rPr>
+          <w:vertAlign w:val="subscript"/>
+        </w:rPr>
+        <w:t>1</w:t>
+      </w:r>
+      <w:r>
+        <w:rPr>
+          <w:b/>
+          <w:bCs/>
+          <w:lang w:val="en-US"/>
+        </w:rPr>
+        <w:t>P</w:t>
+      </w:r>
+      <w:r>
+        <w:rPr>
+          <w:vertAlign w:val="subscript"/>
+        </w:rPr>
+        <w:t>0</w:t>
+      </w:r>
+      <w:r>
+        <w:rPr>
+          <w:b/>
+          <w:bCs/>
+          <w:lang w:val="en-US"/>
+        </w:rPr>
+        <w:t>A</w:t>
+      </w:r>
+      <w:r>
+        <w:t>.</w:t>
+      </w:r>
+      <w:r>
+        <w:t>, то</w:t>
+      </w:r>
+      <w:r>
+        <w:t xml:space="preserve"> </w:t>
+      </w:r>
+      <w:r>
+        <w:rPr>
+          <w:b/>
+          <w:bCs/>
+          <w:lang w:val="en-US"/>
+        </w:rPr>
+        <w:t>Q</w:t>
+      </w:r>
+      <w:r>
+        <w:t xml:space="preserve"> </w:t>
+      </w:r>
+      <w:r>
+        <w:t>=</w:t>
+      </w:r>
+      <w:r>
+        <w:t xml:space="preserve"> </w:t>
+      </w:r>
+      <w:r>
+        <w:rPr>
+          <w:b/>
+          <w:bCs/>
+          <w:lang w:val="en-US"/>
+        </w:rPr>
+        <w:t>P</w:t>
+      </w:r>
+      <w:r>
+        <w:rPr>
+          <w:vertAlign w:val="subscript"/>
+        </w:rPr>
+        <w:t>0</w:t>
+      </w:r>
+      <w:r>
+        <w:rPr>
+          <w:b/>
+          <w:bCs/>
+          <w:lang w:val="en-US"/>
+        </w:rPr>
+        <w:t>P</w:t>
+      </w:r>
+      <w:r>
+        <w:rPr>
+          <w:vertAlign w:val="subscript"/>
+        </w:rPr>
+        <w:t>1</w:t>
+      </w:r>
+      <w:r>
+        <w:t xml:space="preserve">, так как матрицы </w:t>
+      </w:r>
+      <w:r>
+        <w:rPr>
+          <w:b/>
+          <w:bCs/>
+          <w:lang w:val="en-US"/>
+        </w:rPr>
+        <w:t>P</w:t>
+      </w:r>
+      <w:r>
+        <w:t xml:space="preserve"> </w:t>
+      </w:r>
+      <w:r>
+        <w:t>–</w:t>
+      </w:r>
+      <w:r>
+        <w:t xml:space="preserve"> </w:t>
+      </w:r>
+      <w:r>
+        <w:t>взаимообратны.</w:t>
+      </w:r>
+    </w:p>
+    <w:p>
+      <w:pPr>
+        <w:pStyle w:val="1"/>
+      </w:pPr>
+      <w:r>
+        <w:t xml:space="preserve">Программа </w:t>
+      </w:r>
+      <w:r>
+        <w:rPr>
+          <w:lang w:val="en-US"/>
+        </w:rPr>
+        <w:t>QR</w:t>
+      </w:r>
+      <w:r>
+        <w:t>-разложения</w:t>
+      </w:r>
+    </w:p>
+    <w:p>
+      <w:r>
+        <w:t xml:space="preserve">Проект </w:t>
+      </w:r>
+      <w:r>
+        <w:rPr>
+          <w:lang w:val="en-US"/>
+        </w:rPr>
+        <w:t>QR</w:t>
+      </w:r>
+      <w:r>
+        <w:t xml:space="preserve"> осуществляет QR-разложение матрицы размером 32х32. Приложение генерирует один вызов для каждого столбца матрицы. Все вызовы принадлежат одной рабочей группе, поэтому можно использовать </w:t>
+      </w:r>
+      <w:r>
+        <w:rPr>
+          <w:rFonts w:ascii="Courier New" w:hAnsi="Courier New" w:cs="Courier New"/>
+        </w:rPr>
+        <w:t>storageBarrier</w:t>
+      </w:r>
+      <w:r>
         <w:t xml:space="preserve"> и </w:t>
       </w:r>
       <w:r>
         <w:rPr>
-          <w:b/>
-          <w:bCs/>
-        </w:rPr>
-        <w:t>B</w:t>
-      </w:r>
-      <w:r>
-        <w:t xml:space="preserve"> и складывает их скалярные произведения. После вычисления всех скалярных произведений вызов сохраняет сумму в матрице C в месте, заданном его глобальным идентификатором.</w:t>
-      </w:r>
-    </w:p>
+          <w:rFonts w:ascii="Courier New" w:hAnsi="Courier New" w:cs="Courier New"/>
+        </w:rPr>
+        <w:t>workgroupBarrier</w:t>
+      </w:r>
+      <w:r>
+        <w:t xml:space="preserve"> для синхронизации их доступа к памяти хранилища и рабочей группы.</w:t>
+      </w:r>
+    </w:p>
+    <w:p>
+      <w:r>
+        <w:t>Основная сложность программы связана с хранением и умножением матриц Хаусхолдера, необходимых для формирования матрицы</w:t>
+      </w:r>
+      <w:r>
+        <w:t xml:space="preserve"> </w:t>
+      </w:r>
+      <w:r>
+        <w:rPr>
+          <w:b/>
+          <w:bCs/>
+        </w:rPr>
+        <w:t>Q</w:t>
+      </w:r>
+      <w:r>
+        <w:t xml:space="preserve">. Для больших матриц мы не можем хранить каждую матрицу </w:t>
+      </w:r>
+      <w:r>
+        <w:rPr>
+          <w:b/>
+          <w:bCs/>
+          <w:lang w:val="en-US"/>
+        </w:rPr>
+        <w:t>P</w:t>
+      </w:r>
+      <w:r>
+        <w:rPr>
+          <w:vertAlign w:val="subscript"/>
+          <w:lang w:val="en-US"/>
+        </w:rPr>
+        <w:t>k</w:t>
+      </w:r>
+      <w:r>
+        <w:t xml:space="preserve"> отдельно. Вместо этого необходимо инициализировать матрицу </w:t>
+      </w:r>
+      <w:r>
+        <w:rPr>
+          <w:b/>
+          <w:bCs/>
+        </w:rPr>
+        <w:t>Q</w:t>
+      </w:r>
+      <w:r>
+        <w:t xml:space="preserve"> и обновлять ее по мере получения каждого нового </w:t>
+      </w:r>
+      <w:r>
+        <w:rPr>
+          <w:b/>
+          <w:bCs/>
+          <w:lang w:val="en-US"/>
+        </w:rPr>
+        <w:t>P</w:t>
+      </w:r>
+      <w:r>
+        <w:rPr>
+          <w:vertAlign w:val="subscript"/>
+          <w:lang w:val="en-US"/>
+        </w:rPr>
+        <w:t>k</w:t>
+      </w:r>
+      <w:r>
+        <w:t>.</w:t>
+      </w:r>
+    </w:p>
+    <w:p>
+      <w:r>
+        <w:t>По этой причине обсуждение кода программы QR разделено на две части. В первой части рассм</w:t>
+      </w:r>
+      <w:r>
+        <w:t>а</w:t>
+      </w:r>
+      <w:r>
+        <w:t xml:space="preserve">тривается, как преобразовать первый столбец матрицы </w:t>
+      </w:r>
+      <w:r>
+        <w:rPr>
+          <w:b/>
+          <w:bCs/>
+        </w:rPr>
+        <w:t>A</w:t>
+      </w:r>
+      <w:r>
+        <w:t xml:space="preserve"> и использовать его для инициализации матрицы </w:t>
+      </w:r>
+      <w:r>
+        <w:rPr>
+          <w:b/>
+          <w:bCs/>
+        </w:rPr>
+        <w:t>Q</w:t>
+      </w:r>
+      <w:r>
+        <w:t xml:space="preserve">. Во второй части изучается, как преобразовать все остальные столбцы матрицы </w:t>
+      </w:r>
+      <w:r>
+        <w:rPr>
+          <w:b/>
+          <w:bCs/>
+        </w:rPr>
+        <w:t>A</w:t>
+      </w:r>
+      <w:r>
+        <w:t xml:space="preserve"> и обновлять матрицу </w:t>
+      </w:r>
+      <w:r>
+        <w:rPr>
+          <w:b/>
+          <w:bCs/>
+        </w:rPr>
+        <w:t>Q</w:t>
+      </w:r>
+      <w:r>
+        <w:t xml:space="preserve"> с каждой новой матрицей Хаусхолдера.</w:t>
+      </w:r>
+    </w:p>
+    <w:p>
+      <w:pPr>
+        <w:pStyle w:val="2"/>
+      </w:pPr>
+      <w:r>
+        <w:t xml:space="preserve">Преобразование первого столбца и инициализация матрицы </w:t>
+      </w:r>
+      <w:r>
+        <w:rPr>
+          <w:b/>
+          <w:bCs/>
+        </w:rPr>
+        <w:t>Q</w:t>
+      </w:r>
+    </w:p>
+    <w:p>
+      <w:r>
+        <w:t xml:space="preserve">Вычислительный шейдер в проекте QR вычисляет первый вектор Хаусхолдера, </w:t>
+      </w:r>
+      <w:r>
+        <w:rPr>
+          <w:b/>
+          <w:bCs/>
+        </w:rPr>
+        <w:t>u</w:t>
+      </w:r>
+      <w:r>
+        <w:rPr>
+          <w:vertAlign w:val="subscript"/>
+        </w:rPr>
+        <w:t>0</w:t>
+      </w:r>
+      <w:r>
+        <w:t xml:space="preserve">, необходимый для преобразования первого столбца в столбец верхнетреугольной матрицы. </w:t>
+      </w:r>
+      <w:r>
+        <w:t>Для этого он</w:t>
+      </w:r>
+      <w:r>
+        <w:t xml:space="preserve"> загружает первый столбец матрицы </w:t>
+      </w:r>
+      <w:r>
+        <w:rPr>
+          <w:b/>
+          <w:bCs/>
+        </w:rPr>
+        <w:t>A</w:t>
+      </w:r>
+      <w:r>
+        <w:t xml:space="preserve"> в память рабочей группы. Затем он вычисляет длину вектора и вычитает эту длину из первого элемента столбца.</w:t>
+      </w:r>
+    </w:p>
+    <w:p>
+      <w:r>
+        <w:t>Рассчитанное значение</w:t>
+      </w:r>
+      <w:r>
+        <w:t xml:space="preserve"> </w:t>
+      </w:r>
+      <w:r>
+        <w:rPr>
+          <w:b/>
+          <w:bCs/>
+        </w:rPr>
+        <w:t>u</w:t>
+      </w:r>
+      <w:r>
+        <w:rPr>
+          <w:vertAlign w:val="subscript"/>
+        </w:rPr>
+        <w:t>0</w:t>
+      </w:r>
+      <w:r>
+        <w:t xml:space="preserve"> </w:t>
+      </w:r>
+      <w:r>
+        <w:t>использует</w:t>
+      </w:r>
+      <w:r>
+        <w:t>ся</w:t>
+      </w:r>
+      <w:r>
+        <w:t xml:space="preserve"> для преобразования каждого последующего столбца матрицы </w:t>
+      </w:r>
+      <w:r>
+        <w:rPr>
+          <w:b/>
+          <w:bCs/>
+        </w:rPr>
+        <w:t>A</w:t>
+      </w:r>
+      <w:r>
+        <w:t>, используя уравнение</w:t>
+      </w:r>
+      <w:r>
+        <w:t xml:space="preserve"> (1).</w:t>
+      </w:r>
+    </w:p>
+    <w:p>
+      <w:r>
+        <w:t xml:space="preserve">Затем </w:t>
+      </w:r>
+      <w:r>
+        <w:t>шейдер</w:t>
+      </w:r>
+      <w:r>
+        <w:t xml:space="preserve"> создает матрицу Хаусхолдера, </w:t>
+      </w:r>
+      <w:r>
+        <w:rPr>
+          <w:b/>
+          <w:bCs/>
+        </w:rPr>
+        <w:t>P</w:t>
+      </w:r>
+      <w:r>
+        <w:rPr>
+          <w:vertAlign w:val="subscript"/>
+        </w:rPr>
+        <w:t>0</w:t>
+      </w:r>
+      <w:r>
+        <w:t xml:space="preserve">, из </w:t>
+      </w:r>
+      <w:r>
+        <w:rPr>
+          <w:b/>
+          <w:bCs/>
+        </w:rPr>
+        <w:t>u</w:t>
+      </w:r>
+      <w:r>
+        <w:rPr>
+          <w:vertAlign w:val="subscript"/>
+        </w:rPr>
+        <w:t>0</w:t>
+      </w:r>
+      <w:r>
+        <w:t xml:space="preserve"> и присваивает </w:t>
+      </w:r>
+      <w:r>
+        <w:t>ее</w:t>
+      </w:r>
+      <w:r>
+        <w:t xml:space="preserve"> </w:t>
+      </w:r>
+      <w:r>
+        <w:t>матрице</w:t>
+      </w:r>
+      <w:r>
+        <w:t xml:space="preserve"> </w:t>
+      </w:r>
+      <w:r>
+        <w:rPr>
+          <w:b/>
+          <w:bCs/>
+        </w:rPr>
+        <w:t>Q</w:t>
+      </w:r>
+      <w:r>
+        <w:t>.</w:t>
+      </w:r>
+    </w:p>
+    <w:p>
+      <w:pPr>
+        <w:pStyle w:val="2"/>
+      </w:pPr>
+      <w:r>
+        <w:t>Преобразование послед</w:t>
+      </w:r>
+      <w:r>
+        <w:t>ующих</w:t>
+      </w:r>
+      <w:r>
+        <w:t xml:space="preserve"> столбцов и обновление </w:t>
+      </w:r>
+      <w:r>
+        <w:rPr>
+          <w:b/>
+          <w:bCs/>
+        </w:rPr>
+        <w:t>Q</w:t>
+      </w:r>
+    </w:p>
+    <w:p>
+      <w:r>
+        <w:t xml:space="preserve">Следующая часть вычислительного шейдера </w:t>
+      </w:r>
+      <w:r>
+        <w:t>программы</w:t>
+      </w:r>
+      <w:r>
+        <w:t xml:space="preserve"> QR проходит по оставшимся столбцам матрицы </w:t>
+      </w:r>
+      <w:r>
+        <w:rPr>
+          <w:b/>
+          <w:bCs/>
+        </w:rPr>
+        <w:t>A</w:t>
+      </w:r>
+      <w:r>
+        <w:t xml:space="preserve"> и вычисляет векторы Хаусхолдера, необходимые для преобразования </w:t>
+      </w:r>
+      <w:r>
+        <w:rPr>
+          <w:b/>
+          <w:bCs/>
+        </w:rPr>
+        <w:t>A</w:t>
+      </w:r>
+      <w:r>
+        <w:t xml:space="preserve"> в верхнетреугольную матрицу. По мере вычисления каждого вектора Хаусхолдера</w:t>
+      </w:r>
+      <w:r>
+        <w:t>, рассчитывается</w:t>
+      </w:r>
+      <w:r>
+        <w:t xml:space="preserve"> соответствующ</w:t>
+      </w:r>
+      <w:r>
+        <w:t>ая ему</w:t>
+      </w:r>
+      <w:r>
+        <w:t xml:space="preserve"> матриц</w:t>
+      </w:r>
+      <w:r>
+        <w:t>а</w:t>
+      </w:r>
+      <w:r>
+        <w:t xml:space="preserve"> Хаусхолдера</w:t>
+      </w:r>
+      <w:r>
+        <w:t xml:space="preserve"> </w:t>
+      </w:r>
+      <w:r>
+        <w:rPr>
+          <w:b/>
+          <w:bCs/>
+          <w:lang w:val="en-US"/>
+        </w:rPr>
+        <w:t>P</w:t>
+      </w:r>
+      <w:r>
+        <w:t xml:space="preserve">, </w:t>
+      </w:r>
+      <w:r>
+        <w:t>которая</w:t>
+      </w:r>
+      <w:r>
+        <w:t xml:space="preserve"> использует</w:t>
+      </w:r>
+      <w:r>
+        <w:t>ся</w:t>
+      </w:r>
+      <w:r>
+        <w:t xml:space="preserve"> для обновления матрицы </w:t>
+      </w:r>
+      <w:r>
+        <w:rPr>
+          <w:b/>
+          <w:bCs/>
+        </w:rPr>
+        <w:t>Q</w:t>
+      </w:r>
+      <w:r>
+        <w:t>.</w:t>
+      </w:r>
+      <w:r>
+        <w:t xml:space="preserve"> </w:t>
+      </w:r>
+    </w:p>
+    <w:p>
+      <w:r>
+        <w:t xml:space="preserve">Для обновления матрицы </w:t>
+      </w:r>
+      <w:r>
+        <w:rPr>
+          <w:b/>
+          <w:bCs/>
+          <w:lang w:val="en-US"/>
+        </w:rPr>
+        <w:t>Q</w:t>
+      </w:r>
+      <w:r>
+        <w:t xml:space="preserve"> </w:t>
+      </w:r>
+      <w:r>
+        <w:t>использу</w:t>
+      </w:r>
+      <w:r>
+        <w:t>ю</w:t>
+      </w:r>
+      <w:r>
+        <w:t>т</w:t>
+      </w:r>
+      <w:r>
+        <w:t>ся</w:t>
+      </w:r>
+      <w:r>
+        <w:t xml:space="preserve"> три матрицы (</w:t>
+      </w:r>
+      <w:r>
+        <w:rPr>
+          <w:rFonts w:ascii="Courier New" w:hAnsi="Courier New" w:cs="Courier New"/>
+        </w:rPr>
+        <w:t>q_mat</w:t>
+      </w:r>
+      <w:r>
+        <w:t xml:space="preserve">, </w:t>
+      </w:r>
+      <w:r>
+        <w:rPr>
+          <w:rFonts w:ascii="Courier New" w:hAnsi="Courier New" w:cs="Courier New"/>
+        </w:rPr>
+        <w:t>p_mat</w:t>
+      </w:r>
+      <w:r>
+        <w:t xml:space="preserve"> и </w:t>
+      </w:r>
+      <w:r>
+        <w:rPr>
+          <w:rFonts w:ascii="Courier New" w:hAnsi="Courier New" w:cs="Courier New"/>
+        </w:rPr>
+        <w:t>prod_mat</w:t>
+      </w:r>
+      <w:r>
+        <w:t>)</w:t>
+      </w:r>
+      <w:r>
+        <w:t>.</w:t>
+      </w:r>
+      <w:r>
+        <w:t xml:space="preserve"> </w:t>
+      </w:r>
+      <w:r>
+        <w:t>О</w:t>
+      </w:r>
+      <w:r>
+        <w:t>бновл</w:t>
+      </w:r>
+      <w:r>
+        <w:t>ение</w:t>
+      </w:r>
+      <w:r>
+        <w:t xml:space="preserve"> </w:t>
+      </w:r>
+      <w:r>
+        <w:rPr>
+          <w:rFonts w:ascii="Courier New" w:hAnsi="Courier New" w:cs="Courier New"/>
+        </w:rPr>
+        <w:t>q_mat</w:t>
+      </w:r>
+      <w:r>
+        <w:t xml:space="preserve"> </w:t>
+      </w:r>
+      <w:r>
+        <w:t xml:space="preserve">происходит </w:t>
+      </w:r>
+      <w:r>
+        <w:t>в три этапа:</w:t>
+      </w:r>
+    </w:p>
+    <w:p>
+      <w:r>
+        <w:t>1.</w:t>
+      </w:r>
+      <w:r>
+        <w:t xml:space="preserve"> После </w:t>
+      </w:r>
+      <w:r>
+        <w:t>вычисл</w:t>
+      </w:r>
+      <w:r>
+        <w:t>ения</w:t>
+      </w:r>
+      <w:r>
+        <w:t xml:space="preserve"> </w:t>
+      </w:r>
+      <w:r>
+        <w:t>значения</w:t>
+      </w:r>
+      <w:r>
+        <w:t xml:space="preserve"> </w:t>
+      </w:r>
+      <w:r>
+        <w:rPr>
+          <w:b/>
+          <w:bCs/>
+        </w:rPr>
+        <w:t>u</w:t>
+      </w:r>
+      <w:r>
+        <w:rPr>
+          <w:vertAlign w:val="subscript"/>
+        </w:rPr>
+        <w:t>k</w:t>
+      </w:r>
+      <w:r>
+        <w:t xml:space="preserve">, </w:t>
+      </w:r>
+      <w:r>
+        <w:t>рассчитывается</w:t>
+      </w:r>
+      <w:r>
+        <w:t xml:space="preserve"> </w:t>
+      </w:r>
+      <w:r>
+        <w:t>матриц</w:t>
+      </w:r>
+      <w:r>
+        <w:t>а</w:t>
+      </w:r>
+      <w:r>
+        <w:t xml:space="preserve"> </w:t>
+      </w:r>
+      <w:r>
+        <w:rPr>
+          <w:b/>
+          <w:bCs/>
+        </w:rPr>
+        <w:t>P</w:t>
+      </w:r>
+      <w:r>
+        <w:rPr>
+          <w:vertAlign w:val="subscript"/>
+        </w:rPr>
+        <w:t>k</w:t>
+      </w:r>
+      <w:r>
+        <w:t xml:space="preserve"> – переменная </w:t>
+      </w:r>
+      <w:r>
+        <w:rPr>
+          <w:rFonts w:ascii="Courier New" w:hAnsi="Courier New" w:cs="Courier New"/>
+        </w:rPr>
+        <w:t>p_mat</w:t>
+      </w:r>
+      <w:r>
+        <w:t>.</w:t>
+      </w:r>
+    </w:p>
+    <w:p>
+      <w:r>
+        <w:t>2.</w:t>
+      </w:r>
+      <w:r>
+        <w:t xml:space="preserve"> Рассчитывается</w:t>
+      </w:r>
+      <w:r>
+        <w:t xml:space="preserve"> произведение</w:t>
+      </w:r>
+      <w:r>
+        <w:t xml:space="preserve"> текущей матрицы</w:t>
+      </w:r>
+      <w:r>
+        <w:t xml:space="preserve"> </w:t>
+      </w:r>
+      <w:r>
+        <w:rPr>
+          <w:rFonts w:ascii="Courier New" w:hAnsi="Courier New" w:cs="Courier New"/>
+        </w:rPr>
+        <w:t>q_mat</w:t>
+      </w:r>
+      <w:r>
+        <w:t xml:space="preserve"> и</w:t>
+      </w:r>
+      <w:r>
+        <w:t xml:space="preserve"> рассчитанной матрицы</w:t>
+      </w:r>
+      <w:r>
+        <w:t xml:space="preserve"> </w:t>
+      </w:r>
+      <w:r>
+        <w:rPr>
+          <w:rFonts w:ascii="Courier New" w:hAnsi="Courier New" w:cs="Courier New"/>
+        </w:rPr>
+        <w:t>p_mat</w:t>
+      </w:r>
+      <w:r>
+        <w:t xml:space="preserve"> и </w:t>
+      </w:r>
+      <w:r>
+        <w:t>результат</w:t>
+      </w:r>
+      <w:r>
+        <w:t xml:space="preserve"> записывается</w:t>
+      </w:r>
+      <w:r>
+        <w:t xml:space="preserve"> в </w:t>
+      </w:r>
+      <w:r>
+        <w:rPr>
+          <w:rFonts w:ascii="Courier New" w:hAnsi="Courier New" w:cs="Courier New"/>
+        </w:rPr>
+        <w:t>prod_mat</w:t>
+      </w:r>
+      <w:r>
+        <w:t>.</w:t>
+      </w:r>
+    </w:p>
+    <w:p>
+      <w:r>
+        <w:t>3</w:t>
+      </w:r>
+      <w:r>
+        <w:t>. Э</w:t>
+      </w:r>
+      <w:r>
+        <w:t xml:space="preserve">лементы </w:t>
+      </w:r>
+      <w:r>
+        <w:rPr>
+          <w:rFonts w:ascii="Courier New" w:hAnsi="Courier New" w:cs="Courier New"/>
+        </w:rPr>
+        <w:t>prod_mat</w:t>
+      </w:r>
+      <w:r>
+        <w:t xml:space="preserve"> </w:t>
+      </w:r>
+      <w:r>
+        <w:t xml:space="preserve">записываются </w:t>
+      </w:r>
+      <w:r>
+        <w:t xml:space="preserve">в </w:t>
+      </w:r>
+      <w:r>
+        <w:rPr>
+          <w:rFonts w:ascii="Courier New" w:hAnsi="Courier New" w:cs="Courier New"/>
+        </w:rPr>
+        <w:t>q_mat</w:t>
+      </w:r>
+      <w:r>
+        <w:t>.</w:t>
+      </w:r>
+    </w:p>
+    <w:p>
+      <w:r>
+        <w:lastRenderedPageBreak/>
+        <w:t xml:space="preserve">Из-за большого объема данных, передаваемых в глобальную память и из нее, эта процедура не особенно быстрая. Однако, поскольку задействовано всего три матрицы, этот процесс более эффективен с точки зрения использования памяти, чем алгоритмы, требующие </w:t>
+      </w:r>
+      <w:r>
+        <w:rPr>
+          <w:i/>
+          <w:iCs/>
+        </w:rPr>
+        <w:t>k</w:t>
+      </w:r>
+      <w:r>
+        <w:t>–1 матриц Хаусхолдера.</w:t>
+      </w:r>
+    </w:p>
+    <w:p>
+      <w:r>
+        <w:t xml:space="preserve">После завершения последнего преобразования столбцов матрицы </w:t>
+      </w:r>
+      <w:r>
+        <w:rPr>
+          <w:b/>
+          <w:bCs/>
+        </w:rPr>
+        <w:t>A</w:t>
+      </w:r>
+      <w:r>
+        <w:t xml:space="preserve"> результатом будет верхняя треугольная матрица </w:t>
+      </w:r>
+      <w:r>
+        <w:rPr>
+          <w:b/>
+          <w:bCs/>
+        </w:rPr>
+        <w:t>R</w:t>
+      </w:r>
+      <w:r>
+        <w:t xml:space="preserve">. После окончательного умножения матриц Хаусхолдера результирующая матрица преобразования будет </w:t>
+      </w:r>
+      <w:r>
+        <w:rPr>
+          <w:b/>
+          <w:bCs/>
+        </w:rPr>
+        <w:t>Q</w:t>
+      </w:r>
+      <w:r>
+        <w:t xml:space="preserve">. Для проверки </w:t>
+      </w:r>
+      <w:r>
+        <w:t>точности разложения</w:t>
+      </w:r>
+      <w:r>
+        <w:t xml:space="preserve"> основное приложение умножает </w:t>
+      </w:r>
+      <w:r>
+        <w:rPr>
+          <w:b/>
+          <w:bCs/>
+        </w:rPr>
+        <w:t>Q</w:t>
+      </w:r>
+      <w:r>
+        <w:t xml:space="preserve"> и </w:t>
+      </w:r>
+      <w:r>
+        <w:rPr>
+          <w:b/>
+          <w:bCs/>
+        </w:rPr>
+        <w:t>R</w:t>
+      </w:r>
+      <w:r>
+        <w:t xml:space="preserve"> и сравнивает результат с исходными значениями в матрице </w:t>
+      </w:r>
+      <w:r>
+        <w:rPr>
+          <w:b/>
+          <w:bCs/>
+        </w:rPr>
+        <w:t>A</w:t>
+      </w:r>
+      <w:r>
+        <w:t>.</w:t>
+      </w:r>
+    </w:p>
+    <w:p>
+      <w:pPr>
+        <w:pStyle w:val="1"/>
+      </w:pPr>
+      <w:r>
+        <w:t>Задание для самостоятельной работы</w:t>
+      </w:r>
+    </w:p>
+    <w:p>
+      <w:r>
+        <w:t>В вычислительном шейдере реализовать параллельный расчет прямого и обратного хода алгоритма Гаусса для решения систем линейных уравнений. Проверить правильность работы алгоритма, вычислив невязку решения</w:t>
+      </w:r>
+      <w:r>
+        <w:t xml:space="preserve"> СЛАУ</w:t>
+      </w:r>
+      <w:r>
+        <w:t>.</w:t>
+      </w:r>
+    </w:p>
+    <w:p>
+      <w:r>
+        <w:t xml:space="preserve">О распараллеливании </w:t>
+      </w:r>
+      <w:r>
+        <w:t>прямого и обратного хода алгоритма Гаусса</w:t>
+      </w:r>
+      <w:r>
+        <w:t xml:space="preserve"> можно прочитать на стр. 275</w:t>
+      </w:r>
+      <w:r>
+        <w:noBreakHyphen/>
+        <w:t xml:space="preserve">282 книги </w:t>
+      </w:r>
+      <w:r>
+        <w:t>В.П. Гергель.</w:t>
+      </w:r>
+      <w:r>
+        <w:t xml:space="preserve"> </w:t>
+      </w:r>
+      <w:r>
+        <w:t>Теория и практика параллельных вычислений</w:t>
+      </w:r>
+      <w:r>
+        <w:t>.</w:t>
+      </w:r>
+      <w:r>
+        <w:t xml:space="preserve"> 2016</w:t>
+      </w:r>
+      <w:r>
+        <w:t>.</w:t>
+      </w:r>
+    </w:p>
+    <w:p>
+      <w:hyperlink r:id="rId34" w:history="1">
+        <w:r>
+          <w:rPr>
+            <w:rStyle w:val="a6"/>
+          </w:rPr>
+          <w:t>https://psv4.userapi.com/s/v1/d/kzPBEBp9DV-KeHe-ffrnuOKgRPgMVBq-1pBFzbL1QyhRtxaS1DOQ9XECubV</w:t>
+        </w:r>
+        <w:r>
+          <w:rPr>
+            <w:rStyle w:val="a6"/>
+          </w:rPr>
+          <w:t>K</w:t>
+        </w:r>
+        <w:r>
+          <w:rPr>
+            <w:rStyle w:val="a6"/>
+          </w:rPr>
+          <w:t>r7by1L2nZ1cKC4cx2trsXHqzCrLti0kXFXaqOCobHuY6oZkUr6I2WnhmRg/teoriya_i_praktika_parallel_nykh_vychisleniy.pdf</w:t>
+        </w:r>
+      </w:hyperlink>
+    </w:p>
+    <w:p/>
     <w:sectPr>
-      <w:footerReference w:type="default" r:id="rId10"/>
+      <w:footerReference w:type="default" r:id="rId35"/>
       <w:pgSz w:w="11906" w:h="16838"/>
       <w:pgMar w:top="1134" w:right="850" w:bottom="1134" w:left="1701" w:header="708" w:footer="708" w:gutter="0"/>
       <w:cols w:space="708"/>
@@ -2424,6 +6736,92 @@
     </w:lvl>
   </w:abstractNum>
   <w:abstractNum w:abstractNumId="11" w15:restartNumberingAfterBreak="0">
+    <w:nsid w:val="2366458E"/>
+    <w:multiLevelType w:val="hybridMultilevel"/>
+    <w:tmpl w:val="20F49A76"/>
+    <w:lvl w:ilvl="0" w:tplc="0419000F">
+      <w:start w:val="1"/>
+      <w:numFmt w:val="decimal"/>
+      <w:lvlText w:val="%1."/>
+      <w:lvlJc w:val="left"/>
+      <w:pPr>
+        <w:ind w:left="720" w:hanging="360"/>
+      </w:pPr>
+    </w:lvl>
+    <w:lvl w:ilvl="1" w:tplc="04190019" w:tentative="1">
+      <w:start w:val="1"/>
+      <w:numFmt w:val="lowerLetter"/>
+      <w:lvlText w:val="%2."/>
+      <w:lvlJc w:val="left"/>
+      <w:pPr>
+        <w:ind w:left="1440" w:hanging="360"/>
+      </w:pPr>
+    </w:lvl>
+    <w:lvl w:ilvl="2" w:tplc="0419001B" w:tentative="1">
+      <w:start w:val="1"/>
+      <w:numFmt w:val="lowerRoman"/>
+      <w:lvlText w:val="%3."/>
+      <w:lvlJc w:val="right"/>
+      <w:pPr>
+        <w:ind w:left="2160" w:hanging="180"/>
+      </w:pPr>
+    </w:lvl>
+    <w:lvl w:ilvl="3" w:tplc="0419000F" w:tentative="1">
+      <w:start w:val="1"/>
+      <w:numFmt w:val="decimal"/>
+      <w:lvlText w:val="%4."/>
+      <w:lvlJc w:val="left"/>
+      <w:pPr>
+        <w:ind w:left="2880" w:hanging="360"/>
+      </w:pPr>
+    </w:lvl>
+    <w:lvl w:ilvl="4" w:tplc="04190019" w:tentative="1">
+      <w:start w:val="1"/>
+      <w:numFmt w:val="lowerLetter"/>
+      <w:lvlText w:val="%5."/>
+      <w:lvlJc w:val="left"/>
+      <w:pPr>
+        <w:ind w:left="3600" w:hanging="360"/>
+      </w:pPr>
+    </w:lvl>
+    <w:lvl w:ilvl="5" w:tplc="0419001B" w:tentative="1">
+      <w:start w:val="1"/>
+      <w:numFmt w:val="lowerRoman"/>
+      <w:lvlText w:val="%6."/>
+      <w:lvlJc w:val="right"/>
+      <w:pPr>
+        <w:ind w:left="4320" w:hanging="180"/>
+      </w:pPr>
+    </w:lvl>
+    <w:lvl w:ilvl="6" w:tplc="0419000F" w:tentative="1">
+      <w:start w:val="1"/>
+      <w:numFmt w:val="decimal"/>
+      <w:lvlText w:val="%7."/>
+      <w:lvlJc w:val="left"/>
+      <w:pPr>
+        <w:ind w:left="5040" w:hanging="360"/>
+      </w:pPr>
+    </w:lvl>
+    <w:lvl w:ilvl="7" w:tplc="04190019" w:tentative="1">
+      <w:start w:val="1"/>
+      <w:numFmt w:val="lowerLetter"/>
+      <w:lvlText w:val="%8."/>
+      <w:lvlJc w:val="left"/>
+      <w:pPr>
+        <w:ind w:left="5760" w:hanging="360"/>
+      </w:pPr>
+    </w:lvl>
+    <w:lvl w:ilvl="8" w:tplc="0419001B" w:tentative="1">
+      <w:start w:val="1"/>
+      <w:numFmt w:val="lowerRoman"/>
+      <w:lvlText w:val="%9."/>
+      <w:lvlJc w:val="right"/>
+      <w:pPr>
+        <w:ind w:left="6480" w:hanging="180"/>
+      </w:pPr>
+    </w:lvl>
+  </w:abstractNum>
+  <w:abstractNum w:abstractNumId="12" w15:restartNumberingAfterBreak="0">
     <w:nsid w:val="236B02C3"/>
     <w:multiLevelType w:val="hybridMultilevel"/>
     <w:tmpl w:val="5024D234"/>
@@ -2536,7 +6934,7 @@
       </w:rPr>
     </w:lvl>
   </w:abstractNum>
-  <w:abstractNum w:abstractNumId="12" w15:restartNumberingAfterBreak="0">
+  <w:abstractNum w:abstractNumId="13" w15:restartNumberingAfterBreak="0">
     <w:nsid w:val="34C5337C"/>
     <w:multiLevelType w:val="hybridMultilevel"/>
     <w:tmpl w:val="927C1AFE"/>
@@ -2622,7 +7020,7 @@
       </w:pPr>
     </w:lvl>
   </w:abstractNum>
-  <w:abstractNum w:abstractNumId="13" w15:restartNumberingAfterBreak="0">
+  <w:abstractNum w:abstractNumId="14" w15:restartNumberingAfterBreak="0">
     <w:nsid w:val="40DC0689"/>
     <w:multiLevelType w:val="hybridMultilevel"/>
     <w:tmpl w:val="E5AEC2BC"/>
@@ -2735,7 +7133,96 @@
       </w:rPr>
     </w:lvl>
   </w:abstractNum>
-  <w:abstractNum w:abstractNumId="14" w15:restartNumberingAfterBreak="0">
+  <w:abstractNum w:abstractNumId="15" w15:restartNumberingAfterBreak="0">
+    <w:nsid w:val="43E03D04"/>
+    <w:multiLevelType w:val="hybridMultilevel"/>
+    <w:tmpl w:val="04242F6C"/>
+    <w:lvl w:ilvl="0" w:tplc="0419000F">
+      <w:start w:val="1"/>
+      <w:numFmt w:val="decimal"/>
+      <w:lvlText w:val="%1."/>
+      <w:lvlJc w:val="left"/>
+      <w:pPr>
+        <w:ind w:left="720" w:hanging="360"/>
+      </w:pPr>
+      <w:rPr>
+        <w:rFonts w:hint="default"/>
+      </w:rPr>
+    </w:lvl>
+    <w:lvl w:ilvl="1" w:tplc="04190019" w:tentative="1">
+      <w:start w:val="1"/>
+      <w:numFmt w:val="lowerLetter"/>
+      <w:lvlText w:val="%2."/>
+      <w:lvlJc w:val="left"/>
+      <w:pPr>
+        <w:ind w:left="1440" w:hanging="360"/>
+      </w:pPr>
+    </w:lvl>
+    <w:lvl w:ilvl="2" w:tplc="0419001B" w:tentative="1">
+      <w:start w:val="1"/>
+      <w:numFmt w:val="lowerRoman"/>
+      <w:lvlText w:val="%3."/>
+      <w:lvlJc w:val="right"/>
+      <w:pPr>
+        <w:ind w:left="2160" w:hanging="180"/>
+      </w:pPr>
+    </w:lvl>
+    <w:lvl w:ilvl="3" w:tplc="0419000F" w:tentative="1">
+      <w:start w:val="1"/>
+      <w:numFmt w:val="decimal"/>
+      <w:lvlText w:val="%4."/>
+      <w:lvlJc w:val="left"/>
+      <w:pPr>
+        <w:ind w:left="2880" w:hanging="360"/>
+      </w:pPr>
+    </w:lvl>
+    <w:lvl w:ilvl="4" w:tplc="04190019" w:tentative="1">
+      <w:start w:val="1"/>
+      <w:numFmt w:val="lowerLetter"/>
+      <w:lvlText w:val="%5."/>
+      <w:lvlJc w:val="left"/>
+      <w:pPr>
+        <w:ind w:left="3600" w:hanging="360"/>
+      </w:pPr>
+    </w:lvl>
+    <w:lvl w:ilvl="5" w:tplc="0419001B" w:tentative="1">
+      <w:start w:val="1"/>
+      <w:numFmt w:val="lowerRoman"/>
+      <w:lvlText w:val="%6."/>
+      <w:lvlJc w:val="right"/>
+      <w:pPr>
+        <w:ind w:left="4320" w:hanging="180"/>
+      </w:pPr>
+    </w:lvl>
+    <w:lvl w:ilvl="6" w:tplc="0419000F" w:tentative="1">
+      <w:start w:val="1"/>
+      <w:numFmt w:val="decimal"/>
+      <w:lvlText w:val="%7."/>
+      <w:lvlJc w:val="left"/>
+      <w:pPr>
+        <w:ind w:left="5040" w:hanging="360"/>
+      </w:pPr>
+    </w:lvl>
+    <w:lvl w:ilvl="7" w:tplc="04190019" w:tentative="1">
+      <w:start w:val="1"/>
+      <w:numFmt w:val="lowerLetter"/>
+      <w:lvlText w:val="%8."/>
+      <w:lvlJc w:val="left"/>
+      <w:pPr>
+        <w:ind w:left="5760" w:hanging="360"/>
+      </w:pPr>
+    </w:lvl>
+    <w:lvl w:ilvl="8" w:tplc="0419001B" w:tentative="1">
+      <w:start w:val="1"/>
+      <w:numFmt w:val="lowerRoman"/>
+      <w:lvlText w:val="%9."/>
+      <w:lvlJc w:val="right"/>
+      <w:pPr>
+        <w:ind w:left="6480" w:hanging="180"/>
+      </w:pPr>
+    </w:lvl>
+  </w:abstractNum>
+  <w:abstractNum w:abstractNumId="16" w15:restartNumberingAfterBreak="0">
     <w:nsid w:val="46573054"/>
     <w:multiLevelType w:val="hybridMultilevel"/>
     <w:tmpl w:val="0F627658"/>
@@ -2824,7 +7311,96 @@
       </w:pPr>
     </w:lvl>
   </w:abstractNum>
-  <w:abstractNum w:abstractNumId="15" w15:restartNumberingAfterBreak="0">
+  <w:abstractNum w:abstractNumId="17" w15:restartNumberingAfterBreak="0">
+    <w:nsid w:val="46EA340B"/>
+    <w:multiLevelType w:val="hybridMultilevel"/>
+    <w:tmpl w:val="6694D9BC"/>
+    <w:lvl w:ilvl="0" w:tplc="0419000F">
+      <w:start w:val="1"/>
+      <w:numFmt w:val="decimal"/>
+      <w:lvlText w:val="%1."/>
+      <w:lvlJc w:val="left"/>
+      <w:pPr>
+        <w:ind w:left="720" w:hanging="360"/>
+      </w:pPr>
+      <w:rPr>
+        <w:rFonts w:hint="default"/>
+      </w:rPr>
+    </w:lvl>
+    <w:lvl w:ilvl="1" w:tplc="04190019" w:tentative="1">
+      <w:start w:val="1"/>
+      <w:numFmt w:val="lowerLetter"/>
+      <w:lvlText w:val="%2."/>
+      <w:lvlJc w:val="left"/>
+      <w:pPr>
+        <w:ind w:left="1440" w:hanging="360"/>
+      </w:pPr>
+    </w:lvl>
+    <w:lvl w:ilvl="2" w:tplc="0419001B" w:tentative="1">
+      <w:start w:val="1"/>
+      <w:numFmt w:val="lowerRoman"/>
+      <w:lvlText w:val="%3."/>
+      <w:lvlJc w:val="right"/>
+      <w:pPr>
+        <w:ind w:left="2160" w:hanging="180"/>
+      </w:pPr>
+    </w:lvl>
+    <w:lvl w:ilvl="3" w:tplc="0419000F" w:tentative="1">
+      <w:start w:val="1"/>
+      <w:numFmt w:val="decimal"/>
+      <w:lvlText w:val="%4."/>
+      <w:lvlJc w:val="left"/>
+      <w:pPr>
+        <w:ind w:left="2880" w:hanging="360"/>
+      </w:pPr>
+    </w:lvl>
+    <w:lvl w:ilvl="4" w:tplc="04190019" w:tentative="1">
+      <w:start w:val="1"/>
+      <w:numFmt w:val="lowerLetter"/>
+      <w:lvlText w:val="%5."/>
+      <w:lvlJc w:val="left"/>
+      <w:pPr>
+        <w:ind w:left="3600" w:hanging="360"/>
+      </w:pPr>
+    </w:lvl>
+    <w:lvl w:ilvl="5" w:tplc="0419001B" w:tentative="1">
+      <w:start w:val="1"/>
+      <w:numFmt w:val="lowerRoman"/>
+      <w:lvlText w:val="%6."/>
+      <w:lvlJc w:val="right"/>
+      <w:pPr>
+        <w:ind w:left="4320" w:hanging="180"/>
+      </w:pPr>
+    </w:lvl>
+    <w:lvl w:ilvl="6" w:tplc="0419000F" w:tentative="1">
+      <w:start w:val="1"/>
+      <w:numFmt w:val="decimal"/>
+      <w:lvlText w:val="%7."/>
+      <w:lvlJc w:val="left"/>
+      <w:pPr>
+        <w:ind w:left="5040" w:hanging="360"/>
+      </w:pPr>
+    </w:lvl>
+    <w:lvl w:ilvl="7" w:tplc="04190019" w:tentative="1">
+      <w:start w:val="1"/>
+      <w:numFmt w:val="lowerLetter"/>
+      <w:lvlText w:val="%8."/>
+      <w:lvlJc w:val="left"/>
+      <w:pPr>
+        <w:ind w:left="5760" w:hanging="360"/>
+      </w:pPr>
+    </w:lvl>
+    <w:lvl w:ilvl="8" w:tplc="0419001B" w:tentative="1">
+      <w:start w:val="1"/>
+      <w:numFmt w:val="lowerRoman"/>
+      <w:lvlText w:val="%9."/>
+      <w:lvlJc w:val="right"/>
+      <w:pPr>
+        <w:ind w:left="6480" w:hanging="180"/>
+      </w:pPr>
+    </w:lvl>
+  </w:abstractNum>
+  <w:abstractNum w:abstractNumId="18" w15:restartNumberingAfterBreak="0">
     <w:nsid w:val="482A407F"/>
     <w:multiLevelType w:val="hybridMultilevel"/>
     <w:tmpl w:val="22A8DF94"/>
@@ -2937,7 +7513,7 @@
       </w:rPr>
     </w:lvl>
   </w:abstractNum>
-  <w:abstractNum w:abstractNumId="16" w15:restartNumberingAfterBreak="0">
+  <w:abstractNum w:abstractNumId="19" w15:restartNumberingAfterBreak="0">
     <w:nsid w:val="4CC269FF"/>
     <w:multiLevelType w:val="hybridMultilevel"/>
     <w:tmpl w:val="328A242E"/>
@@ -3026,7 +7602,7 @@
       </w:pPr>
     </w:lvl>
   </w:abstractNum>
-  <w:abstractNum w:abstractNumId="17" w15:restartNumberingAfterBreak="0">
+  <w:abstractNum w:abstractNumId="20" w15:restartNumberingAfterBreak="0">
     <w:nsid w:val="51585ACC"/>
     <w:multiLevelType w:val="hybridMultilevel"/>
     <w:tmpl w:val="957C1C9E"/>
@@ -3112,7 +7688,7 @@
       </w:pPr>
     </w:lvl>
   </w:abstractNum>
-  <w:abstractNum w:abstractNumId="18" w15:restartNumberingAfterBreak="0">
+  <w:abstractNum w:abstractNumId="21" w15:restartNumberingAfterBreak="0">
     <w:nsid w:val="53A82970"/>
     <w:multiLevelType w:val="hybridMultilevel"/>
     <w:tmpl w:val="DBB68498"/>
@@ -3201,7 +7777,7 @@
       </w:pPr>
     </w:lvl>
   </w:abstractNum>
-  <w:abstractNum w:abstractNumId="19" w15:restartNumberingAfterBreak="0">
+  <w:abstractNum w:abstractNumId="22" w15:restartNumberingAfterBreak="0">
     <w:nsid w:val="54A2164E"/>
     <w:multiLevelType w:val="hybridMultilevel"/>
     <w:tmpl w:val="79ECD280"/>
@@ -3314,7 +7890,7 @@
       </w:rPr>
     </w:lvl>
   </w:abstractNum>
-  <w:abstractNum w:abstractNumId="20" w15:restartNumberingAfterBreak="0">
+  <w:abstractNum w:abstractNumId="23" w15:restartNumberingAfterBreak="0">
     <w:nsid w:val="62A10EEE"/>
     <w:multiLevelType w:val="hybridMultilevel"/>
     <w:tmpl w:val="3E408298"/>
@@ -3400,7 +7976,7 @@
       </w:pPr>
     </w:lvl>
   </w:abstractNum>
-  <w:abstractNum w:abstractNumId="21" w15:restartNumberingAfterBreak="0">
+  <w:abstractNum w:abstractNumId="24" w15:restartNumberingAfterBreak="0">
     <w:nsid w:val="640E41A0"/>
     <w:multiLevelType w:val="hybridMultilevel"/>
     <w:tmpl w:val="C2028142"/>
@@ -3512,7 +8088,7 @@
       </w:rPr>
     </w:lvl>
   </w:abstractNum>
-  <w:abstractNum w:abstractNumId="22" w15:restartNumberingAfterBreak="0">
+  <w:abstractNum w:abstractNumId="25" w15:restartNumberingAfterBreak="0">
     <w:nsid w:val="680B4585"/>
     <w:multiLevelType w:val="hybridMultilevel"/>
     <w:tmpl w:val="FE5CA112"/>
@@ -3601,7 +8177,7 @@
       </w:pPr>
     </w:lvl>
   </w:abstractNum>
-  <w:abstractNum w:abstractNumId="23" w15:restartNumberingAfterBreak="0">
+  <w:abstractNum w:abstractNumId="26" w15:restartNumberingAfterBreak="0">
     <w:nsid w:val="68EF5AE0"/>
     <w:multiLevelType w:val="hybridMultilevel"/>
     <w:tmpl w:val="36B044E4"/>
@@ -3714,7 +8290,7 @@
       </w:rPr>
     </w:lvl>
   </w:abstractNum>
-  <w:abstractNum w:abstractNumId="24" w15:restartNumberingAfterBreak="0">
+  <w:abstractNum w:abstractNumId="27" w15:restartNumberingAfterBreak="0">
     <w:nsid w:val="6D44115F"/>
     <w:multiLevelType w:val="hybridMultilevel"/>
     <w:tmpl w:val="832EE542"/>
@@ -3803,7 +8379,7 @@
       </w:pPr>
     </w:lvl>
   </w:abstractNum>
-  <w:abstractNum w:abstractNumId="25" w15:restartNumberingAfterBreak="0">
+  <w:abstractNum w:abstractNumId="28" w15:restartNumberingAfterBreak="0">
     <w:nsid w:val="72F44C51"/>
     <w:multiLevelType w:val="hybridMultilevel"/>
     <w:tmpl w:val="A89841F6"/>
@@ -3892,7 +8468,7 @@
       </w:pPr>
     </w:lvl>
   </w:abstractNum>
-  <w:abstractNum w:abstractNumId="26" w15:restartNumberingAfterBreak="0">
+  <w:abstractNum w:abstractNumId="29" w15:restartNumberingAfterBreak="0">
     <w:nsid w:val="746F1E63"/>
     <w:multiLevelType w:val="hybridMultilevel"/>
     <w:tmpl w:val="FF7E12A8"/>
@@ -3981,7 +8557,7 @@
       </w:pPr>
     </w:lvl>
   </w:abstractNum>
-  <w:abstractNum w:abstractNumId="27" w15:restartNumberingAfterBreak="0">
+  <w:abstractNum w:abstractNumId="30" w15:restartNumberingAfterBreak="0">
     <w:nsid w:val="78302178"/>
     <w:multiLevelType w:val="hybridMultilevel"/>
     <w:tmpl w:val="52E81A3A"/>
@@ -4095,49 +8671,49 @@
     </w:lvl>
   </w:abstractNum>
   <w:num w:numId="1">
-    <w:abstractNumId w:val="25"/>
+    <w:abstractNumId w:val="28"/>
   </w:num>
   <w:num w:numId="2">
     <w:abstractNumId w:val="2"/>
   </w:num>
   <w:num w:numId="3">
-    <w:abstractNumId w:val="13"/>
+    <w:abstractNumId w:val="14"/>
   </w:num>
   <w:num w:numId="4">
-    <w:abstractNumId w:val="21"/>
+    <w:abstractNumId w:val="24"/>
   </w:num>
   <w:num w:numId="5">
     <w:abstractNumId w:val="1"/>
   </w:num>
   <w:num w:numId="6">
-    <w:abstractNumId w:val="22"/>
+    <w:abstractNumId w:val="25"/>
   </w:num>
   <w:num w:numId="7">
     <w:abstractNumId w:val="8"/>
   </w:num>
   <w:num w:numId="8">
-    <w:abstractNumId w:val="24"/>
+    <w:abstractNumId w:val="27"/>
   </w:num>
   <w:num w:numId="9">
     <w:abstractNumId w:val="4"/>
   </w:num>
   <w:num w:numId="10">
-    <w:abstractNumId w:val="26"/>
+    <w:abstractNumId w:val="29"/>
   </w:num>
   <w:num w:numId="11">
     <w:abstractNumId w:val="7"/>
   </w:num>
   <w:num w:numId="12">
-    <w:abstractNumId w:val="27"/>
+    <w:abstractNumId w:val="30"/>
   </w:num>
   <w:num w:numId="13">
-    <w:abstractNumId w:val="23"/>
+    <w:abstractNumId w:val="26"/>
   </w:num>
   <w:num w:numId="14">
-    <w:abstractNumId w:val="18"/>
+    <w:abstractNumId w:val="21"/>
   </w:num>
   <w:num w:numId="15">
-    <w:abstractNumId w:val="15"/>
+    <w:abstractNumId w:val="18"/>
   </w:num>
   <w:num w:numId="16">
     <w:abstractNumId w:val="9"/>
@@ -4146,19 +8722,19 @@
     <w:abstractNumId w:val="5"/>
   </w:num>
   <w:num w:numId="18">
-    <w:abstractNumId w:val="20"/>
+    <w:abstractNumId w:val="23"/>
   </w:num>
   <w:num w:numId="19">
-    <w:abstractNumId w:val="12"/>
+    <w:abstractNumId w:val="13"/>
   </w:num>
   <w:num w:numId="20">
-    <w:abstractNumId w:val="17"/>
+    <w:abstractNumId w:val="20"/>
   </w:num>
   <w:num w:numId="21">
     <w:abstractNumId w:val="10"/>
   </w:num>
   <w:num w:numId="22">
-    <w:abstractNumId w:val="11"/>
+    <w:abstractNumId w:val="12"/>
   </w:num>
   <w:num w:numId="23">
     <w:abstractNumId w:val="6"/>
@@ -4170,13 +8746,22 @@
     <w:abstractNumId w:val="0"/>
   </w:num>
   <w:num w:numId="26">
+    <w:abstractNumId w:val="22"/>
+  </w:num>
+  <w:num w:numId="27">
+    <w:abstractNumId w:val="16"/>
+  </w:num>
+  <w:num w:numId="28">
     <w:abstractNumId w:val="19"/>
   </w:num>
-  <w:num w:numId="27">
-    <w:abstractNumId w:val="14"/>
+  <w:num w:numId="29">
+    <w:abstractNumId w:val="11"/>
   </w:num>
-  <w:num w:numId="28">
-    <w:abstractNumId w:val="16"/>
+  <w:num w:numId="30">
+    <w:abstractNumId w:val="17"/>
+  </w:num>
+  <w:num w:numId="31">
+    <w:abstractNumId w:val="15"/>
   </w:num>
 </w:numbering>
 </file>
@@ -4873,6 +9458,49 @@
       <w:u w:val="single"/>
     </w:rPr>
   </w:style>
+  <w:style w:type="paragraph" w:customStyle="1" w:styleId="MTDisplayEquation">
+    <w:name w:val="MTDisplayEquation"/>
+    <w:basedOn w:val="a"/>
+    <w:next w:val="a"/>
+    <w:link w:val="MTDisplayEquation0"/>
+    <w:rsid w:val="00384923"/>
+    <w:pPr>
+      <w:tabs>
+        <w:tab w:val="center" w:pos="4680"/>
+        <w:tab w:val="right" w:pos="9360"/>
+      </w:tabs>
+      <w:jc w:val="both"/>
+    </w:pPr>
+  </w:style>
+  <w:style w:type="character" w:customStyle="1" w:styleId="MTDisplayEquation0">
+    <w:name w:val="MTDisplayEquation Знак"/>
+    <w:basedOn w:val="a0"/>
+    <w:link w:val="MTDisplayEquation"/>
+    <w:rsid w:val="00384923"/>
+  </w:style>
+  <w:style w:type="character" w:customStyle="1" w:styleId="MTEquationSection">
+    <w:name w:val="MTEquationSection"/>
+    <w:basedOn w:val="a0"/>
+    <w:rsid w:val="00B07675"/>
+    <w:rPr>
+      <w:vanish/>
+      <w:color w:val="FF0000"/>
+      <w:sz w:val="36"/>
+      <w:szCs w:val="36"/>
+    </w:rPr>
+  </w:style>
+  <w:style w:type="character" w:styleId="ad">
+    <w:name w:val="Unresolved Mention"/>
+    <w:basedOn w:val="a0"/>
+    <w:uiPriority w:val="99"/>
+    <w:semiHidden/>
+    <w:unhideWhenUsed/>
+    <w:rsid w:val="00B92C35"/>
+    <w:rPr>
+      <w:color w:val="605E5C"/>
+      <w:shd w:val="clear" w:color="auto" w:fill="E1DFDD"/>
+    </w:rPr>
+  </w:style>
 </w:styles>
 </file>
 
